--- a/UI_UX/лабораторные/Лабораторная работа №7.docx
+++ b/UI_UX/лабораторные/Лабораторная работа №7.docx
@@ -1,6 +1,6 @@
 
 <file path=word/document.xml><?xml version="1.0" encoding="utf-8"?>
-<w:document xmlns:wpc="http://schemas.microsoft.com/office/word/2010/wordprocessingCanvas" xmlns:mc="http://schemas.openxmlformats.org/markup-compatibility/2006" xmlns:o="urn:schemas-microsoft-com:office:office" xmlns:r="http://schemas.openxmlformats.org/officeDocument/2006/relationships" xmlns:m="http://schemas.openxmlformats.org/officeDocument/2006/math" xmlns:v="urn:schemas-microsoft-com:vml" xmlns:wp14="http://schemas.microsoft.com/office/word/2010/wordprocessingDrawing" xmlns:wp="http://schemas.openxmlformats.org/drawingml/2006/wordprocessingDrawing" xmlns:w10="urn:schemas-microsoft-com:office:word" xmlns:w="http://schemas.openxmlformats.org/wordprocessingml/2006/main" xmlns:w14="http://schemas.microsoft.com/office/word/2010/wordml" xmlns:w15="http://schemas.microsoft.com/office/word/2012/wordml" xmlns:wpg="http://schemas.microsoft.com/office/word/2010/wordprocessingGroup" xmlns:wpi="http://schemas.microsoft.com/office/word/2010/wordprocessingInk" xmlns:wne="http://schemas.microsoft.com/office/word/2006/wordml" xmlns:wps="http://schemas.microsoft.com/office/word/2010/wordprocessingShape" mc:Ignorable="w14 w15 wp14">
+<w:document xmlns:wpc="http://schemas.microsoft.com/office/word/2010/wordprocessingCanvas" xmlns:cx="http://schemas.microsoft.com/office/drawing/2014/chartex" xmlns:cx1="http://schemas.microsoft.com/office/drawing/2015/9/8/chartex" xmlns:cx2="http://schemas.microsoft.com/office/drawing/2015/10/21/chartex" xmlns:cx3="http://schemas.microsoft.com/office/drawing/2016/5/9/chartex" xmlns:cx4="http://schemas.microsoft.com/office/drawing/2016/5/10/chartex" xmlns:cx5="http://schemas.microsoft.com/office/drawing/2016/5/11/chartex" xmlns:cx6="http://schemas.microsoft.com/office/drawing/2016/5/12/chartex" xmlns:cx7="http://schemas.microsoft.com/office/drawing/2016/5/13/chartex" xmlns:cx8="http://schemas.microsoft.com/office/drawing/2016/5/14/chartex" xmlns:mc="http://schemas.openxmlformats.org/markup-compatibility/2006" xmlns:aink="http://schemas.microsoft.com/office/drawing/2016/ink" xmlns:am3d="http://schemas.microsoft.com/office/drawing/2017/model3d" xmlns:o="urn:schemas-microsoft-com:office:office" xmlns:oel="http://schemas.microsoft.com/office/2019/extlst" xmlns:r="http://schemas.openxmlformats.org/officeDocument/2006/relationships" xmlns:m="http://schemas.openxmlformats.org/officeDocument/2006/math" xmlns:v="urn:schemas-microsoft-com:vml" xmlns:wp14="http://schemas.microsoft.com/office/word/2010/wordprocessingDrawing" xmlns:wp="http://schemas.openxmlformats.org/drawingml/2006/wordprocessingDrawing" xmlns:w10="urn:schemas-microsoft-com:office:word" xmlns:w="http://schemas.openxmlformats.org/wordprocessingml/2006/main" xmlns:w14="http://schemas.microsoft.com/office/word/2010/wordml" xmlns:w15="http://schemas.microsoft.com/office/word/2012/wordml" xmlns:w16cex="http://schemas.microsoft.com/office/word/2018/wordml/cex" xmlns:w16cid="http://schemas.microsoft.com/office/word/2016/wordml/cid" xmlns:w16="http://schemas.microsoft.com/office/word/2018/wordml" xmlns:w16du="http://schemas.microsoft.com/office/word/2023/wordml/word16du" xmlns:w16sdtdh="http://schemas.microsoft.com/office/word/2020/wordml/sdtdatahash" xmlns:w16sdtfl="http://schemas.microsoft.com/office/word/2024/wordml/sdtformatlock" xmlns:w16se="http://schemas.microsoft.com/office/word/2015/wordml/symex" xmlns:wpg="http://schemas.microsoft.com/office/word/2010/wordprocessingGroup" xmlns:wpi="http://schemas.microsoft.com/office/word/2010/wordprocessingInk" xmlns:wne="http://schemas.microsoft.com/office/word/2006/wordml" xmlns:wps="http://schemas.microsoft.com/office/word/2010/wordprocessingShape" mc:Ignorable="w14 w15 w16se w16cid w16 w16cex w16sdtdh w16sdtfl w16du wp14">
   <w:body>
     <w:p>
       <w:pPr>
@@ -67,6 +67,7 @@
         </w:rPr>
         <w:t xml:space="preserve">остроение </w:t>
       </w:r>
+      <w:proofErr w:type="spellStart"/>
       <w:r>
         <w:rPr>
           <w:rFonts w:ascii="Times New Roman" w:hAnsi="Times New Roman" w:cs="Times New Roman"/>
@@ -83,6 +84,7 @@
         </w:rPr>
         <w:t>а</w:t>
       </w:r>
+      <w:proofErr w:type="spellEnd"/>
       <w:r>
         <w:rPr>
           <w:rFonts w:ascii="Times New Roman" w:hAnsi="Times New Roman" w:cs="Times New Roman"/>
@@ -97,7 +99,25 @@
           <w:sz w:val="28"/>
           <w:szCs w:val="28"/>
         </w:rPr>
-        <w:t>простого кликабельного п</w:t>
+        <w:t xml:space="preserve">простого </w:t>
+      </w:r>
+      <w:proofErr w:type="spellStart"/>
+      <w:r>
+        <w:rPr>
+          <w:rFonts w:ascii="Times New Roman" w:hAnsi="Times New Roman" w:cs="Times New Roman"/>
+          <w:sz w:val="28"/>
+          <w:szCs w:val="28"/>
+        </w:rPr>
+        <w:t>кликабельного</w:t>
+      </w:r>
+      <w:proofErr w:type="spellEnd"/>
+      <w:r>
+        <w:rPr>
+          <w:rFonts w:ascii="Times New Roman" w:hAnsi="Times New Roman" w:cs="Times New Roman"/>
+          <w:sz w:val="28"/>
+          <w:szCs w:val="28"/>
+        </w:rPr>
+        <w:t xml:space="preserve"> п</w:t>
       </w:r>
       <w:r>
         <w:rPr>
@@ -134,7 +154,17 @@
           <w:sz w:val="28"/>
           <w:szCs w:val="28"/>
         </w:rPr>
-        <w:t>Цель работы:</w:t>
+        <w:t>Цель работы</w:t>
+      </w:r>
+      <w:proofErr w:type="gramStart"/>
+      <w:r>
+        <w:rPr>
+          <w:rFonts w:ascii="Times New Roman" w:hAnsi="Times New Roman" w:cs="Times New Roman"/>
+          <w:b/>
+          <w:sz w:val="28"/>
+          <w:szCs w:val="28"/>
+        </w:rPr>
+        <w:t>:</w:t>
       </w:r>
       <w:r>
         <w:rPr>
@@ -150,7 +180,16 @@
           <w:sz w:val="28"/>
           <w:szCs w:val="28"/>
         </w:rPr>
-        <w:t xml:space="preserve">Познакомиться </w:t>
+        <w:t>Познакомиться</w:t>
+      </w:r>
+      <w:proofErr w:type="gramEnd"/>
+      <w:r>
+        <w:rPr>
+          <w:rFonts w:ascii="Times New Roman" w:hAnsi="Times New Roman" w:cs="Times New Roman"/>
+          <w:sz w:val="28"/>
+          <w:szCs w:val="28"/>
+        </w:rPr>
+        <w:t xml:space="preserve"> </w:t>
       </w:r>
       <w:r>
         <w:rPr>
@@ -160,6 +199,7 @@
         </w:rPr>
         <w:t xml:space="preserve">с прототипированием и такими понятиями, как </w:t>
       </w:r>
+      <w:proofErr w:type="spellStart"/>
       <w:r>
         <w:rPr>
           <w:rFonts w:ascii="Times New Roman" w:hAnsi="Times New Roman" w:cs="Times New Roman"/>
@@ -168,6 +208,7 @@
         </w:rPr>
         <w:t>вайрфрейм</w:t>
       </w:r>
+      <w:proofErr w:type="spellEnd"/>
       <w:r>
         <w:rPr>
           <w:rFonts w:ascii="Times New Roman" w:hAnsi="Times New Roman" w:cs="Times New Roman"/>
@@ -182,8 +223,18 @@
           <w:sz w:val="28"/>
           <w:szCs w:val="28"/>
         </w:rPr>
-        <w:t>, мокап</w:t>
-      </w:r>
+        <w:t xml:space="preserve">, </w:t>
+      </w:r>
+      <w:proofErr w:type="spellStart"/>
+      <w:r>
+        <w:rPr>
+          <w:rFonts w:ascii="Times New Roman" w:hAnsi="Times New Roman" w:cs="Times New Roman"/>
+          <w:sz w:val="28"/>
+          <w:szCs w:val="28"/>
+        </w:rPr>
+        <w:t>мокап</w:t>
+      </w:r>
+      <w:proofErr w:type="spellEnd"/>
       <w:r>
         <w:rPr>
           <w:rFonts w:ascii="Times New Roman" w:hAnsi="Times New Roman" w:cs="Times New Roman"/>
@@ -200,6 +251,7 @@
         </w:rPr>
         <w:t xml:space="preserve"> Спроектировать </w:t>
       </w:r>
+      <w:proofErr w:type="spellStart"/>
       <w:r>
         <w:rPr>
           <w:rFonts w:ascii="Times New Roman" w:hAnsi="Times New Roman" w:cs="Times New Roman"/>
@@ -208,6 +260,7 @@
         </w:rPr>
         <w:t>вайрфрейм</w:t>
       </w:r>
+      <w:proofErr w:type="spellEnd"/>
       <w:r>
         <w:rPr>
           <w:rFonts w:ascii="Times New Roman" w:hAnsi="Times New Roman" w:cs="Times New Roman"/>
@@ -222,7 +275,25 @@
           <w:sz w:val="28"/>
           <w:szCs w:val="28"/>
         </w:rPr>
-        <w:t xml:space="preserve">простой кликабельный </w:t>
+        <w:t xml:space="preserve">простой </w:t>
+      </w:r>
+      <w:proofErr w:type="spellStart"/>
+      <w:r>
+        <w:rPr>
+          <w:rFonts w:ascii="Times New Roman" w:hAnsi="Times New Roman" w:cs="Times New Roman"/>
+          <w:sz w:val="28"/>
+          <w:szCs w:val="28"/>
+        </w:rPr>
+        <w:t>кликабельный</w:t>
+      </w:r>
+      <w:proofErr w:type="spellEnd"/>
+      <w:r>
+        <w:rPr>
+          <w:rFonts w:ascii="Times New Roman" w:hAnsi="Times New Roman" w:cs="Times New Roman"/>
+          <w:sz w:val="28"/>
+          <w:szCs w:val="28"/>
+        </w:rPr>
+        <w:t xml:space="preserve"> </w:t>
       </w:r>
       <w:r>
         <w:rPr>
@@ -341,23 +412,59 @@
           <w:sz w:val="28"/>
           <w:szCs w:val="28"/>
         </w:rPr>
-        <w:t>который включает создание прототипа на основе разработанных м</w:t>
-      </w:r>
-      <w:r>
-        <w:rPr>
-          <w:rFonts w:ascii="Times New Roman" w:hAnsi="Times New Roman" w:cs="Times New Roman"/>
-          <w:sz w:val="28"/>
-          <w:szCs w:val="28"/>
-        </w:rPr>
-        <w:t>окапов или вайр</w:t>
-      </w:r>
-      <w:r>
-        <w:rPr>
-          <w:rFonts w:ascii="Times New Roman" w:hAnsi="Times New Roman" w:cs="Times New Roman"/>
-          <w:sz w:val="28"/>
-          <w:szCs w:val="28"/>
-        </w:rPr>
-        <w:t>фреймов.</w:t>
+        <w:t xml:space="preserve">который включает создание прототипа на основе разработанных </w:t>
+      </w:r>
+      <w:proofErr w:type="spellStart"/>
+      <w:r>
+        <w:rPr>
+          <w:rFonts w:ascii="Times New Roman" w:hAnsi="Times New Roman" w:cs="Times New Roman"/>
+          <w:sz w:val="28"/>
+          <w:szCs w:val="28"/>
+        </w:rPr>
+        <w:t>м</w:t>
+      </w:r>
+      <w:r>
+        <w:rPr>
+          <w:rFonts w:ascii="Times New Roman" w:hAnsi="Times New Roman" w:cs="Times New Roman"/>
+          <w:sz w:val="28"/>
+          <w:szCs w:val="28"/>
+        </w:rPr>
+        <w:t>окапов</w:t>
+      </w:r>
+      <w:proofErr w:type="spellEnd"/>
+      <w:r>
+        <w:rPr>
+          <w:rFonts w:ascii="Times New Roman" w:hAnsi="Times New Roman" w:cs="Times New Roman"/>
+          <w:sz w:val="28"/>
+          <w:szCs w:val="28"/>
+        </w:rPr>
+        <w:t xml:space="preserve"> или </w:t>
+      </w:r>
+      <w:proofErr w:type="spellStart"/>
+      <w:r>
+        <w:rPr>
+          <w:rFonts w:ascii="Times New Roman" w:hAnsi="Times New Roman" w:cs="Times New Roman"/>
+          <w:sz w:val="28"/>
+          <w:szCs w:val="28"/>
+        </w:rPr>
+        <w:t>вайр</w:t>
+      </w:r>
+      <w:r>
+        <w:rPr>
+          <w:rFonts w:ascii="Times New Roman" w:hAnsi="Times New Roman" w:cs="Times New Roman"/>
+          <w:sz w:val="28"/>
+          <w:szCs w:val="28"/>
+        </w:rPr>
+        <w:t>фреймов</w:t>
+      </w:r>
+      <w:proofErr w:type="spellEnd"/>
+      <w:r>
+        <w:rPr>
+          <w:rFonts w:ascii="Times New Roman" w:hAnsi="Times New Roman" w:cs="Times New Roman"/>
+          <w:sz w:val="28"/>
+          <w:szCs w:val="28"/>
+        </w:rPr>
+        <w:t>.</w:t>
       </w:r>
     </w:p>
     <w:p>
@@ -426,13 +533,23 @@
           <w:szCs w:val="28"/>
         </w:rPr>
       </w:pPr>
-      <w:r>
-        <w:rPr>
-          <w:rFonts w:ascii="Times New Roman" w:hAnsi="Times New Roman" w:cs="Times New Roman"/>
-          <w:sz w:val="28"/>
-          <w:szCs w:val="28"/>
-        </w:rPr>
-        <w:t>Вайрфрейм (</w:t>
+      <w:proofErr w:type="spellStart"/>
+      <w:r>
+        <w:rPr>
+          <w:rFonts w:ascii="Times New Roman" w:hAnsi="Times New Roman" w:cs="Times New Roman"/>
+          <w:sz w:val="28"/>
+          <w:szCs w:val="28"/>
+        </w:rPr>
+        <w:t>Вайрфрейм</w:t>
+      </w:r>
+      <w:proofErr w:type="spellEnd"/>
+      <w:r>
+        <w:rPr>
+          <w:rFonts w:ascii="Times New Roman" w:hAnsi="Times New Roman" w:cs="Times New Roman"/>
+          <w:sz w:val="28"/>
+          <w:szCs w:val="28"/>
+        </w:rPr>
+        <w:t xml:space="preserve"> (</w:t>
       </w:r>
       <w:r>
         <w:rPr>
@@ -443,6 +560,7 @@
         </w:rPr>
         <w:t>W</w:t>
       </w:r>
+      <w:proofErr w:type="spellStart"/>
       <w:r>
         <w:rPr>
           <w:rFonts w:ascii="Times New Roman" w:hAnsi="Times New Roman" w:cs="Times New Roman"/>
@@ -451,6 +569,7 @@
         </w:rPr>
         <w:t>ireframe</w:t>
       </w:r>
+      <w:proofErr w:type="spellEnd"/>
       <w:r>
         <w:rPr>
           <w:rFonts w:ascii="Times New Roman" w:hAnsi="Times New Roman" w:cs="Times New Roman"/>
@@ -511,13 +630,23 @@
           <w:szCs w:val="28"/>
         </w:rPr>
       </w:pPr>
-      <w:r>
-        <w:rPr>
-          <w:rFonts w:ascii="Times New Roman" w:hAnsi="Times New Roman" w:cs="Times New Roman"/>
-          <w:sz w:val="28"/>
-          <w:szCs w:val="28"/>
-        </w:rPr>
-        <w:t>Мокап (макет</w:t>
+      <w:proofErr w:type="spellStart"/>
+      <w:r>
+        <w:rPr>
+          <w:rFonts w:ascii="Times New Roman" w:hAnsi="Times New Roman" w:cs="Times New Roman"/>
+          <w:sz w:val="28"/>
+          <w:szCs w:val="28"/>
+        </w:rPr>
+        <w:t>Мокап</w:t>
+      </w:r>
+      <w:proofErr w:type="spellEnd"/>
+      <w:r>
+        <w:rPr>
+          <w:rFonts w:ascii="Times New Roman" w:hAnsi="Times New Roman" w:cs="Times New Roman"/>
+          <w:sz w:val="28"/>
+          <w:szCs w:val="28"/>
+        </w:rPr>
+        <w:t xml:space="preserve"> (макет</w:t>
       </w:r>
       <w:r>
         <w:rPr>
@@ -615,6 +744,7 @@
           <w:szCs w:val="28"/>
         </w:rPr>
       </w:pPr>
+      <w:proofErr w:type="spellStart"/>
       <w:r>
         <w:rPr>
           <w:rFonts w:ascii="Times New Roman" w:hAnsi="Times New Roman" w:cs="Times New Roman"/>
@@ -624,6 +754,7 @@
         </w:rPr>
         <w:t>Вайрфрейм</w:t>
       </w:r>
+      <w:proofErr w:type="spellEnd"/>
     </w:p>
     <w:p>
       <w:pPr>
@@ -636,6 +767,7 @@
           <w:szCs w:val="28"/>
         </w:rPr>
       </w:pPr>
+      <w:proofErr w:type="spellStart"/>
       <w:r>
         <w:rPr>
           <w:rFonts w:ascii="Times New Roman" w:hAnsi="Times New Roman" w:cs="Times New Roman"/>
@@ -645,6 +777,7 @@
         </w:rPr>
         <w:t>Вайрфрейм</w:t>
       </w:r>
+      <w:proofErr w:type="spellEnd"/>
       <w:r>
         <w:rPr>
           <w:rFonts w:ascii="Times New Roman" w:hAnsi="Times New Roman" w:cs="Times New Roman"/>
@@ -692,15 +825,7 @@
           <w:sz w:val="28"/>
           <w:szCs w:val="28"/>
         </w:rPr>
-        <w:t>Является статическим и отображае</w:t>
-      </w:r>
-      <w:r>
-        <w:rPr>
-          <w:rFonts w:ascii="Times New Roman" w:hAnsi="Times New Roman" w:cs="Times New Roman"/>
-          <w:sz w:val="28"/>
-          <w:szCs w:val="28"/>
-        </w:rPr>
-        <w:t xml:space="preserve">т взаимодействие пользователя с интерфейсом на определённый момент времени, </w:t>
+        <w:t xml:space="preserve">Является статическим и отображает взаимодействие пользователя с интерфейсом на определённый момент времени, </w:t>
       </w:r>
       <w:r>
         <w:rPr>
@@ -738,25 +863,31 @@
           <w:szCs w:val="28"/>
         </w:rPr>
       </w:pPr>
-    </w:p>
-    <w:p>
-      <w:pPr>
-        <w:spacing w:after="0" w:line="240" w:lineRule="auto"/>
-        <w:ind w:firstLine="709"/>
-        <w:jc w:val="both"/>
-        <w:rPr>
-          <w:rFonts w:ascii="Times New Roman" w:hAnsi="Times New Roman" w:cs="Times New Roman"/>
-          <w:sz w:val="28"/>
-          <w:szCs w:val="28"/>
-        </w:rPr>
-      </w:pPr>
-      <w:r>
-        <w:rPr>
-          <w:rFonts w:ascii="Times New Roman" w:hAnsi="Times New Roman" w:cs="Times New Roman"/>
-          <w:sz w:val="28"/>
-          <w:szCs w:val="28"/>
-        </w:rPr>
-        <w:t>Виды вайрфреймов:</w:t>
+      <w:r>
+        <w:rPr>
+          <w:rFonts w:ascii="Times New Roman" w:hAnsi="Times New Roman" w:cs="Times New Roman"/>
+          <w:sz w:val="28"/>
+          <w:szCs w:val="28"/>
+        </w:rPr>
+        <w:t xml:space="preserve">Виды </w:t>
+      </w:r>
+      <w:proofErr w:type="spellStart"/>
+      <w:r>
+        <w:rPr>
+          <w:rFonts w:ascii="Times New Roman" w:hAnsi="Times New Roman" w:cs="Times New Roman"/>
+          <w:sz w:val="28"/>
+          <w:szCs w:val="28"/>
+        </w:rPr>
+        <w:t>вайрфреймов</w:t>
+      </w:r>
+      <w:proofErr w:type="spellEnd"/>
+      <w:r>
+        <w:rPr>
+          <w:rFonts w:ascii="Times New Roman" w:hAnsi="Times New Roman" w:cs="Times New Roman"/>
+          <w:sz w:val="28"/>
+          <w:szCs w:val="28"/>
+        </w:rPr>
+        <w:t>:</w:t>
       </w:r>
     </w:p>
     <w:p>
@@ -778,6 +909,7 @@
           <w:szCs w:val="28"/>
         </w:rPr>
       </w:pPr>
+      <w:proofErr w:type="spellStart"/>
       <w:r>
         <w:rPr>
           <w:rFonts w:ascii="Times New Roman" w:hAnsi="Times New Roman" w:cs="Times New Roman"/>
@@ -800,7 +932,34 @@
           <w:sz w:val="28"/>
           <w:szCs w:val="28"/>
         </w:rPr>
-        <w:t xml:space="preserve">рфреймы низкой точности (Low-fidelity). </w:t>
+        <w:t>рфреймы</w:t>
+      </w:r>
+      <w:proofErr w:type="spellEnd"/>
+      <w:r>
+        <w:rPr>
+          <w:rFonts w:ascii="Times New Roman" w:hAnsi="Times New Roman" w:cs="Times New Roman"/>
+          <w:sz w:val="28"/>
+          <w:szCs w:val="28"/>
+        </w:rPr>
+        <w:t xml:space="preserve"> низкой точности (</w:t>
+      </w:r>
+      <w:proofErr w:type="spellStart"/>
+      <w:r>
+        <w:rPr>
+          <w:rFonts w:ascii="Times New Roman" w:hAnsi="Times New Roman" w:cs="Times New Roman"/>
+          <w:sz w:val="28"/>
+          <w:szCs w:val="28"/>
+        </w:rPr>
+        <w:t>Low-fidelity</w:t>
+      </w:r>
+      <w:proofErr w:type="spellEnd"/>
+      <w:r>
+        <w:rPr>
+          <w:rFonts w:ascii="Times New Roman" w:hAnsi="Times New Roman" w:cs="Times New Roman"/>
+          <w:sz w:val="28"/>
+          <w:szCs w:val="28"/>
+        </w:rPr>
+        <w:t xml:space="preserve">). </w:t>
       </w:r>
       <w:r>
         <w:rPr>
@@ -856,7 +1015,25 @@
           <w:sz w:val="28"/>
           <w:szCs w:val="28"/>
         </w:rPr>
-        <w:t xml:space="preserve"> Пример вайрфрейма низкой точности представлен на рисунке 1.</w:t>
+        <w:t xml:space="preserve"> Пример </w:t>
+      </w:r>
+      <w:proofErr w:type="spellStart"/>
+      <w:r>
+        <w:rPr>
+          <w:rFonts w:ascii="Times New Roman" w:hAnsi="Times New Roman" w:cs="Times New Roman"/>
+          <w:sz w:val="28"/>
+          <w:szCs w:val="28"/>
+        </w:rPr>
+        <w:t>вайрфрейма</w:t>
+      </w:r>
+      <w:proofErr w:type="spellEnd"/>
+      <w:r>
+        <w:rPr>
+          <w:rFonts w:ascii="Times New Roman" w:hAnsi="Times New Roman" w:cs="Times New Roman"/>
+          <w:sz w:val="28"/>
+          <w:szCs w:val="28"/>
+        </w:rPr>
+        <w:t xml:space="preserve"> низкой точности представлен на рисунке 1.</w:t>
       </w:r>
     </w:p>
     <w:p>
@@ -878,6 +1055,7 @@
           <w:szCs w:val="28"/>
         </w:rPr>
       </w:pPr>
+      <w:proofErr w:type="spellStart"/>
       <w:r>
         <w:rPr>
           <w:rFonts w:ascii="Times New Roman" w:hAnsi="Times New Roman" w:cs="Times New Roman"/>
@@ -900,23 +1078,34 @@
           <w:sz w:val="28"/>
           <w:szCs w:val="28"/>
         </w:rPr>
-        <w:t xml:space="preserve">рфреймы высокой точности (High-fidelity). </w:t>
-      </w:r>
-      <w:r>
-        <w:rPr>
-          <w:rFonts w:ascii="Times New Roman" w:hAnsi="Times New Roman" w:cs="Times New Roman"/>
-          <w:sz w:val="28"/>
-          <w:szCs w:val="28"/>
-        </w:rPr>
-        <w:t>Они</w:t>
-      </w:r>
-      <w:r>
-        <w:rPr>
-          <w:rFonts w:ascii="Times New Roman" w:hAnsi="Times New Roman" w:cs="Times New Roman"/>
-          <w:sz w:val="28"/>
-          <w:szCs w:val="28"/>
-        </w:rPr>
-        <w:t xml:space="preserve"> включают уровень детализации, который более точно соответствует дизайну факт</w:t>
+        <w:t>рфреймы</w:t>
+      </w:r>
+      <w:proofErr w:type="spellEnd"/>
+      <w:r>
+        <w:rPr>
+          <w:rFonts w:ascii="Times New Roman" w:hAnsi="Times New Roman" w:cs="Times New Roman"/>
+          <w:sz w:val="28"/>
+          <w:szCs w:val="28"/>
+        </w:rPr>
+        <w:t xml:space="preserve"> высокой точности (High-</w:t>
+      </w:r>
+      <w:proofErr w:type="spellStart"/>
+      <w:r>
+        <w:rPr>
+          <w:rFonts w:ascii="Times New Roman" w:hAnsi="Times New Roman" w:cs="Times New Roman"/>
+          <w:sz w:val="28"/>
+          <w:szCs w:val="28"/>
+        </w:rPr>
+        <w:t>fidelity</w:t>
+      </w:r>
+      <w:proofErr w:type="spellEnd"/>
+      <w:r>
+        <w:rPr>
+          <w:rFonts w:ascii="Times New Roman" w:hAnsi="Times New Roman" w:cs="Times New Roman"/>
+          <w:sz w:val="28"/>
+          <w:szCs w:val="28"/>
+        </w:rPr>
+        <w:t>). Они включают уровень детализации, который более точно соответствует дизайну факт</w:t>
       </w:r>
       <w:r>
         <w:rPr>
@@ -942,21 +1131,23 @@
         </w:rPr>
         <w:t xml:space="preserve"> </w:t>
       </w:r>
+      <w:proofErr w:type="spellStart"/>
       <w:r>
         <w:rPr>
           <w:rFonts w:ascii="Times New Roman" w:hAnsi="Times New Roman" w:cs="Times New Roman"/>
           <w:sz w:val="28"/>
           <w:szCs w:val="24"/>
         </w:rPr>
-        <w:t>Ва</w:t>
-      </w:r>
+        <w:t>Вайрфреймы</w:t>
+      </w:r>
+      <w:proofErr w:type="spellEnd"/>
       <w:r>
         <w:rPr>
           <w:rFonts w:ascii="Times New Roman" w:hAnsi="Times New Roman" w:cs="Times New Roman"/>
           <w:sz w:val="28"/>
           <w:szCs w:val="24"/>
         </w:rPr>
-        <w:t>й</w:t>
+        <w:t xml:space="preserve"> высокого качества включают в себя более реальный контент, оперативный выбор типографики и инфо</w:t>
       </w:r>
       <w:r>
         <w:rPr>
@@ -964,15 +1155,25 @@
           <w:sz w:val="28"/>
           <w:szCs w:val="24"/>
         </w:rPr>
-        <w:t>рфреймы высокого качества включают в себя более реальный контент, оперативный выбор типографики и инфо</w:t>
-      </w:r>
+        <w:t xml:space="preserve">рмацию о размерах изображения. Пример </w:t>
+      </w:r>
+      <w:proofErr w:type="spellStart"/>
       <w:r>
         <w:rPr>
           <w:rFonts w:ascii="Times New Roman" w:hAnsi="Times New Roman" w:cs="Times New Roman"/>
           <w:sz w:val="28"/>
           <w:szCs w:val="24"/>
         </w:rPr>
-        <w:t>рмацию о размерах изображения. Пример вайрфрейма высокой точности представлен на рисунке 2.</w:t>
+        <w:t>вайрфрейма</w:t>
+      </w:r>
+      <w:proofErr w:type="spellEnd"/>
+      <w:r>
+        <w:rPr>
+          <w:rFonts w:ascii="Times New Roman" w:hAnsi="Times New Roman" w:cs="Times New Roman"/>
+          <w:sz w:val="28"/>
+          <w:szCs w:val="24"/>
+        </w:rPr>
+        <w:t xml:space="preserve"> высокой точности представлен на рисунке 2.</w:t>
       </w:r>
     </w:p>
     <w:p>
@@ -1038,7 +1239,7 @@
           <w:lang w:eastAsia="ru-RU"/>
         </w:rPr>
         <w:drawing>
-          <wp:inline distT="0" distB="0" distL="0" distR="0">
+          <wp:inline distT="0" distB="0" distL="0" distR="0" wp14:anchorId="1083098B" wp14:editId="53FD436A">
             <wp:extent cx="3497802" cy="3383112"/>
             <wp:effectExtent l="0" t="0" r="7620" b="8255"/>
             <wp:docPr id="2" name="Рисунок 2" descr="Wireframe Example"/>
@@ -1141,7 +1342,25 @@
           <w:sz w:val="28"/>
           <w:szCs w:val="28"/>
         </w:rPr>
-        <w:t>Пример вайрфрейма низкой точности</w:t>
+        <w:t xml:space="preserve">Пример </w:t>
+      </w:r>
+      <w:proofErr w:type="spellStart"/>
+      <w:r>
+        <w:rPr>
+          <w:rFonts w:ascii="Times New Roman" w:hAnsi="Times New Roman" w:cs="Times New Roman"/>
+          <w:sz w:val="28"/>
+          <w:szCs w:val="28"/>
+        </w:rPr>
+        <w:t>вайрфрейма</w:t>
+      </w:r>
+      <w:proofErr w:type="spellEnd"/>
+      <w:r>
+        <w:rPr>
+          <w:rFonts w:ascii="Times New Roman" w:hAnsi="Times New Roman" w:cs="Times New Roman"/>
+          <w:sz w:val="28"/>
+          <w:szCs w:val="28"/>
+        </w:rPr>
+        <w:t xml:space="preserve"> низкой точности</w:t>
       </w:r>
     </w:p>
     <w:p>
@@ -1281,23 +1500,25 @@
           <w:sz w:val="28"/>
           <w:szCs w:val="28"/>
         </w:rPr>
-        <w:t xml:space="preserve">Пример вайрфрейма </w:t>
-      </w:r>
-      <w:r>
-        <w:rPr>
-          <w:rFonts w:ascii="Times New Roman" w:hAnsi="Times New Roman" w:cs="Times New Roman"/>
-          <w:sz w:val="28"/>
-          <w:szCs w:val="28"/>
-        </w:rPr>
-        <w:t>высокой</w:t>
-      </w:r>
-      <w:r>
-        <w:rPr>
-          <w:rFonts w:ascii="Times New Roman" w:hAnsi="Times New Roman" w:cs="Times New Roman"/>
-          <w:sz w:val="28"/>
-          <w:szCs w:val="28"/>
-        </w:rPr>
-        <w:t xml:space="preserve"> точности</w:t>
+        <w:t xml:space="preserve">Пример </w:t>
+      </w:r>
+      <w:proofErr w:type="spellStart"/>
+      <w:r>
+        <w:rPr>
+          <w:rFonts w:ascii="Times New Roman" w:hAnsi="Times New Roman" w:cs="Times New Roman"/>
+          <w:sz w:val="28"/>
+          <w:szCs w:val="28"/>
+        </w:rPr>
+        <w:t>вайрфрейма</w:t>
+      </w:r>
+      <w:proofErr w:type="spellEnd"/>
+      <w:r>
+        <w:rPr>
+          <w:rFonts w:ascii="Times New Roman" w:hAnsi="Times New Roman" w:cs="Times New Roman"/>
+          <w:sz w:val="28"/>
+          <w:szCs w:val="28"/>
+        </w:rPr>
+        <w:t xml:space="preserve"> высокой точности</w:t>
       </w:r>
     </w:p>
     <w:p>
@@ -1355,7 +1576,25 @@
           <w:sz w:val="28"/>
           <w:szCs w:val="28"/>
         </w:rPr>
-        <w:t>Рекомендации по созданию вайрфреймов:</w:t>
+        <w:t xml:space="preserve">Рекомендации по созданию </w:t>
+      </w:r>
+      <w:proofErr w:type="spellStart"/>
+      <w:r>
+        <w:rPr>
+          <w:rFonts w:ascii="Times New Roman" w:hAnsi="Times New Roman" w:cs="Times New Roman"/>
+          <w:sz w:val="28"/>
+          <w:szCs w:val="28"/>
+        </w:rPr>
+        <w:t>вайрфреймов</w:t>
+      </w:r>
+      <w:proofErr w:type="spellEnd"/>
+      <w:r>
+        <w:rPr>
+          <w:rFonts w:ascii="Times New Roman" w:hAnsi="Times New Roman" w:cs="Times New Roman"/>
+          <w:sz w:val="28"/>
+          <w:szCs w:val="28"/>
+        </w:rPr>
+        <w:t>:</w:t>
       </w:r>
     </w:p>
     <w:p>
@@ -1498,6 +1737,7 @@
           <w:szCs w:val="28"/>
         </w:rPr>
       </w:pPr>
+      <w:proofErr w:type="spellStart"/>
       <w:r>
         <w:rPr>
           <w:rFonts w:ascii="Times New Roman" w:hAnsi="Times New Roman" w:cs="Times New Roman"/>
@@ -1507,6 +1747,7 @@
         </w:rPr>
         <w:t>Вайрфрейм</w:t>
       </w:r>
+      <w:proofErr w:type="spellEnd"/>
       <w:r>
         <w:rPr>
           <w:rFonts w:ascii="Times New Roman" w:hAnsi="Times New Roman" w:cs="Times New Roman"/>
@@ -1576,7 +1817,25 @@
           <w:sz w:val="28"/>
           <w:szCs w:val="28"/>
         </w:rPr>
-        <w:t>Пример вайрфрейма низкой</w:t>
+        <w:t xml:space="preserve">Пример </w:t>
+      </w:r>
+      <w:proofErr w:type="spellStart"/>
+      <w:r>
+        <w:rPr>
+          <w:rFonts w:ascii="Times New Roman" w:hAnsi="Times New Roman" w:cs="Times New Roman"/>
+          <w:sz w:val="28"/>
+          <w:szCs w:val="28"/>
+        </w:rPr>
+        <w:t>вайрфрейма</w:t>
+      </w:r>
+      <w:proofErr w:type="spellEnd"/>
+      <w:r>
+        <w:rPr>
+          <w:rFonts w:ascii="Times New Roman" w:hAnsi="Times New Roman" w:cs="Times New Roman"/>
+          <w:sz w:val="28"/>
+          <w:szCs w:val="28"/>
+        </w:rPr>
+        <w:t xml:space="preserve"> низкой</w:t>
       </w:r>
       <w:r>
         <w:rPr>
@@ -1629,7 +1888,7 @@
           <w:lang w:eastAsia="ru-RU"/>
         </w:rPr>
         <w:drawing>
-          <wp:inline distT="0" distB="0" distL="0" distR="0">
+          <wp:inline distT="0" distB="0" distL="0" distR="0" wp14:anchorId="5F1619EB" wp14:editId="6DED22C3">
             <wp:extent cx="6078172" cy="4374037"/>
             <wp:effectExtent l="0" t="0" r="0" b="7620"/>
             <wp:docPr id="13" name="Рисунок 13" descr="https://assets.justinmind.com/wp-content/uploads/2019/04/what-are-wireframes-for-websites.png"/>
@@ -1732,23 +1991,25 @@
           <w:sz w:val="28"/>
           <w:szCs w:val="28"/>
         </w:rPr>
-        <w:t xml:space="preserve">Пример вайрфрейма </w:t>
-      </w:r>
-      <w:r>
-        <w:rPr>
-          <w:rFonts w:ascii="Times New Roman" w:hAnsi="Times New Roman" w:cs="Times New Roman"/>
-          <w:sz w:val="28"/>
-          <w:szCs w:val="28"/>
-        </w:rPr>
-        <w:t xml:space="preserve">низкой и </w:t>
-      </w:r>
-      <w:r>
-        <w:rPr>
-          <w:rFonts w:ascii="Times New Roman" w:hAnsi="Times New Roman" w:cs="Times New Roman"/>
-          <w:sz w:val="28"/>
-          <w:szCs w:val="28"/>
-        </w:rPr>
-        <w:t>высокой точности</w:t>
+        <w:t xml:space="preserve">Пример </w:t>
+      </w:r>
+      <w:proofErr w:type="spellStart"/>
+      <w:r>
+        <w:rPr>
+          <w:rFonts w:ascii="Times New Roman" w:hAnsi="Times New Roman" w:cs="Times New Roman"/>
+          <w:sz w:val="28"/>
+          <w:szCs w:val="28"/>
+        </w:rPr>
+        <w:t>вайрфрейма</w:t>
+      </w:r>
+      <w:proofErr w:type="spellEnd"/>
+      <w:r>
+        <w:rPr>
+          <w:rFonts w:ascii="Times New Roman" w:hAnsi="Times New Roman" w:cs="Times New Roman"/>
+          <w:sz w:val="28"/>
+          <w:szCs w:val="28"/>
+        </w:rPr>
+        <w:t xml:space="preserve"> низкой и высокой точности</w:t>
       </w:r>
     </w:p>
     <w:p>
@@ -1782,13 +2043,41 @@
           <w:szCs w:val="28"/>
         </w:rPr>
       </w:pPr>
-      <w:r>
-        <w:rPr>
-          <w:rFonts w:ascii="Times New Roman" w:hAnsi="Times New Roman" w:cs="Times New Roman"/>
-          <w:sz w:val="28"/>
-          <w:szCs w:val="28"/>
-        </w:rPr>
-        <w:t>Варфрейм может состоять из базовых элементов: прямоугольник, эллипс, линии и так далее. Пример основных элементов вайрфрейма представлен на рисунке 4.</w:t>
+      <w:proofErr w:type="spellStart"/>
+      <w:r>
+        <w:rPr>
+          <w:rFonts w:ascii="Times New Roman" w:hAnsi="Times New Roman" w:cs="Times New Roman"/>
+          <w:sz w:val="28"/>
+          <w:szCs w:val="28"/>
+        </w:rPr>
+        <w:t>Варфрейм</w:t>
+      </w:r>
+      <w:proofErr w:type="spellEnd"/>
+      <w:r>
+        <w:rPr>
+          <w:rFonts w:ascii="Times New Roman" w:hAnsi="Times New Roman" w:cs="Times New Roman"/>
+          <w:sz w:val="28"/>
+          <w:szCs w:val="28"/>
+        </w:rPr>
+        <w:t xml:space="preserve"> может состоять из базовых элементов: прямоугольник, эллипс, линии и так далее. Пример основных элементов </w:t>
+      </w:r>
+      <w:proofErr w:type="spellStart"/>
+      <w:r>
+        <w:rPr>
+          <w:rFonts w:ascii="Times New Roman" w:hAnsi="Times New Roman" w:cs="Times New Roman"/>
+          <w:sz w:val="28"/>
+          <w:szCs w:val="28"/>
+        </w:rPr>
+        <w:t>вайрфрейма</w:t>
+      </w:r>
+      <w:proofErr w:type="spellEnd"/>
+      <w:r>
+        <w:rPr>
+          <w:rFonts w:ascii="Times New Roman" w:hAnsi="Times New Roman" w:cs="Times New Roman"/>
+          <w:sz w:val="28"/>
+          <w:szCs w:val="28"/>
+        </w:rPr>
+        <w:t xml:space="preserve"> представлен на рисунке 4.</w:t>
       </w:r>
     </w:p>
     <w:p>
@@ -1815,7 +2104,7 @@
         </w:rPr>
         <w:lastRenderedPageBreak/>
         <w:drawing>
-          <wp:inline distT="0" distB="0" distL="0" distR="0">
+          <wp:inline distT="0" distB="0" distL="0" distR="0" wp14:anchorId="3D5B7D3D" wp14:editId="79E0644C">
             <wp:extent cx="5078027" cy="5183333"/>
             <wp:effectExtent l="0" t="0" r="8890" b="0"/>
             <wp:docPr id="31" name="Рисунок 31"/>
@@ -1911,33 +2200,25 @@
           <w:sz w:val="28"/>
           <w:szCs w:val="28"/>
         </w:rPr>
-        <w:t xml:space="preserve">Пример </w:t>
-      </w:r>
-      <w:r>
-        <w:rPr>
-          <w:rFonts w:ascii="Times New Roman" w:hAnsi="Times New Roman" w:cs="Times New Roman"/>
-          <w:sz w:val="28"/>
-          <w:szCs w:val="28"/>
-        </w:rPr>
-        <w:t>основных эл</w:t>
-      </w:r>
-      <w:bookmarkStart w:id="0" w:name="_GoBack"/>
-      <w:bookmarkEnd w:id="0"/>
-      <w:r>
-        <w:rPr>
-          <w:rFonts w:ascii="Times New Roman" w:hAnsi="Times New Roman" w:cs="Times New Roman"/>
-          <w:sz w:val="28"/>
-          <w:szCs w:val="28"/>
-        </w:rPr>
-        <w:t xml:space="preserve">ементов </w:t>
-      </w:r>
-      <w:r>
-        <w:rPr>
-          <w:rFonts w:ascii="Times New Roman" w:hAnsi="Times New Roman" w:cs="Times New Roman"/>
-          <w:sz w:val="28"/>
-          <w:szCs w:val="28"/>
-        </w:rPr>
-        <w:t xml:space="preserve">вайрфрейма </w:t>
+        <w:t xml:space="preserve">Пример основных элементов </w:t>
+      </w:r>
+      <w:proofErr w:type="spellStart"/>
+      <w:r>
+        <w:rPr>
+          <w:rFonts w:ascii="Times New Roman" w:hAnsi="Times New Roman" w:cs="Times New Roman"/>
+          <w:sz w:val="28"/>
+          <w:szCs w:val="28"/>
+        </w:rPr>
+        <w:t>вайрфрейма</w:t>
+      </w:r>
+      <w:proofErr w:type="spellEnd"/>
+      <w:r>
+        <w:rPr>
+          <w:rFonts w:ascii="Times New Roman" w:hAnsi="Times New Roman" w:cs="Times New Roman"/>
+          <w:sz w:val="28"/>
+          <w:szCs w:val="28"/>
+        </w:rPr>
+        <w:t xml:space="preserve"> </w:t>
       </w:r>
     </w:p>
     <w:p>
@@ -2053,15 +2334,51 @@
           <w:sz w:val="28"/>
           <w:szCs w:val="28"/>
         </w:rPr>
-        <w:t>Прототип может выглядеть не совсем так, как будет выглядеть финальный продукт. Может добавлять интерактивности к вайрфреймам или к макетам.</w:t>
-      </w:r>
-      <w:r>
-        <w:rPr>
-          <w:rFonts w:ascii="Times New Roman" w:hAnsi="Times New Roman" w:cs="Times New Roman"/>
-          <w:sz w:val="28"/>
-          <w:szCs w:val="28"/>
-        </w:rPr>
-        <w:t xml:space="preserve"> В отличие от того, будет определяться его степень детализации. Обычно прототип добавляется уже поверх вайрфрейма и будет являться серединой на пути к высококачественному изображению финального продукта.</w:t>
+        <w:t xml:space="preserve">Прототип может выглядеть не совсем так, как будет выглядеть финальный продукт. Может добавлять интерактивности к </w:t>
+      </w:r>
+      <w:proofErr w:type="spellStart"/>
+      <w:r>
+        <w:rPr>
+          <w:rFonts w:ascii="Times New Roman" w:hAnsi="Times New Roman" w:cs="Times New Roman"/>
+          <w:sz w:val="28"/>
+          <w:szCs w:val="28"/>
+        </w:rPr>
+        <w:t>вайрфреймам</w:t>
+      </w:r>
+      <w:proofErr w:type="spellEnd"/>
+      <w:r>
+        <w:rPr>
+          <w:rFonts w:ascii="Times New Roman" w:hAnsi="Times New Roman" w:cs="Times New Roman"/>
+          <w:sz w:val="28"/>
+          <w:szCs w:val="28"/>
+        </w:rPr>
+        <w:t xml:space="preserve"> или к макетам.</w:t>
+      </w:r>
+      <w:r>
+        <w:rPr>
+          <w:rFonts w:ascii="Times New Roman" w:hAnsi="Times New Roman" w:cs="Times New Roman"/>
+          <w:sz w:val="28"/>
+          <w:szCs w:val="28"/>
+        </w:rPr>
+        <w:t xml:space="preserve"> В отличие от того, будет определяться его степень детализации. Обычно прототип добавляется уже поверх </w:t>
+      </w:r>
+      <w:proofErr w:type="spellStart"/>
+      <w:r>
+        <w:rPr>
+          <w:rFonts w:ascii="Times New Roman" w:hAnsi="Times New Roman" w:cs="Times New Roman"/>
+          <w:sz w:val="28"/>
+          <w:szCs w:val="28"/>
+        </w:rPr>
+        <w:t>вайрфрейма</w:t>
+      </w:r>
+      <w:proofErr w:type="spellEnd"/>
+      <w:r>
+        <w:rPr>
+          <w:rFonts w:ascii="Times New Roman" w:hAnsi="Times New Roman" w:cs="Times New Roman"/>
+          <w:sz w:val="28"/>
+          <w:szCs w:val="28"/>
+        </w:rPr>
+        <w:t xml:space="preserve"> и будет являться серединой на пути к высококачественному изображению финального продукта.</w:t>
       </w:r>
     </w:p>
     <w:p>
@@ -2167,7 +2484,25 @@
           <w:sz w:val="28"/>
           <w:szCs w:val="28"/>
         </w:rPr>
-        <w:t xml:space="preserve"> кликабельный прототип. Необходим для быстрого анализа и тестирования сценариев пользователя. Минимальная детализация экранов.</w:t>
+        <w:t xml:space="preserve"> </w:t>
+      </w:r>
+      <w:proofErr w:type="spellStart"/>
+      <w:r>
+        <w:rPr>
+          <w:rFonts w:ascii="Times New Roman" w:hAnsi="Times New Roman" w:cs="Times New Roman"/>
+          <w:sz w:val="28"/>
+          <w:szCs w:val="28"/>
+        </w:rPr>
+        <w:t>кликабельный</w:t>
+      </w:r>
+      <w:proofErr w:type="spellEnd"/>
+      <w:r>
+        <w:rPr>
+          <w:rFonts w:ascii="Times New Roman" w:hAnsi="Times New Roman" w:cs="Times New Roman"/>
+          <w:sz w:val="28"/>
+          <w:szCs w:val="28"/>
+        </w:rPr>
+        <w:t xml:space="preserve"> прототип. Необходим для быстрого анализа и тестирования сценариев пользователя. Минимальная детализация экранов.</w:t>
       </w:r>
     </w:p>
     <w:p>
@@ -2268,7 +2603,25 @@
           <w:sz w:val="28"/>
           <w:szCs w:val="28"/>
         </w:rPr>
-        <w:t xml:space="preserve">Пример простого кликабельного прототипа представлен на рисунке </w:t>
+        <w:t xml:space="preserve">Пример простого </w:t>
+      </w:r>
+      <w:proofErr w:type="spellStart"/>
+      <w:r>
+        <w:rPr>
+          <w:rFonts w:ascii="Times New Roman" w:hAnsi="Times New Roman" w:cs="Times New Roman"/>
+          <w:sz w:val="28"/>
+          <w:szCs w:val="28"/>
+        </w:rPr>
+        <w:t>кликабельного</w:t>
+      </w:r>
+      <w:proofErr w:type="spellEnd"/>
+      <w:r>
+        <w:rPr>
+          <w:rFonts w:ascii="Times New Roman" w:hAnsi="Times New Roman" w:cs="Times New Roman"/>
+          <w:sz w:val="28"/>
+          <w:szCs w:val="28"/>
+        </w:rPr>
+        <w:t xml:space="preserve"> прототипа представлен на рисунке </w:t>
       </w:r>
       <w:r>
         <w:rPr>
@@ -2395,15 +2748,25 @@
           <w:sz w:val="28"/>
           <w:szCs w:val="28"/>
         </w:rPr>
-        <w:t xml:space="preserve">Пример </w:t>
-      </w:r>
-      <w:r>
-        <w:rPr>
-          <w:rFonts w:ascii="Times New Roman" w:hAnsi="Times New Roman" w:cs="Times New Roman"/>
-          <w:sz w:val="28"/>
-          <w:szCs w:val="28"/>
-        </w:rPr>
-        <w:t>простого кликабельного прототипа</w:t>
+        <w:t xml:space="preserve">Пример простого </w:t>
+      </w:r>
+      <w:proofErr w:type="spellStart"/>
+      <w:r>
+        <w:rPr>
+          <w:rFonts w:ascii="Times New Roman" w:hAnsi="Times New Roman" w:cs="Times New Roman"/>
+          <w:sz w:val="28"/>
+          <w:szCs w:val="28"/>
+        </w:rPr>
+        <w:t>кликабельного</w:t>
+      </w:r>
+      <w:proofErr w:type="spellEnd"/>
+      <w:r>
+        <w:rPr>
+          <w:rFonts w:ascii="Times New Roman" w:hAnsi="Times New Roman" w:cs="Times New Roman"/>
+          <w:sz w:val="28"/>
+          <w:szCs w:val="28"/>
+        </w:rPr>
+        <w:t xml:space="preserve"> прототипа</w:t>
       </w:r>
     </w:p>
     <w:p>
@@ -2479,7 +2842,7 @@
         </w:rPr>
         <w:lastRenderedPageBreak/>
         <w:drawing>
-          <wp:inline distT="0" distB="0" distL="0" distR="0">
+          <wp:inline distT="0" distB="0" distL="0" distR="0" wp14:anchorId="3074C154" wp14:editId="0A2987F7">
             <wp:extent cx="5940425" cy="3543429"/>
             <wp:effectExtent l="0" t="0" r="3175" b="0"/>
             <wp:docPr id="18" name="Рисунок 18" descr="https://images.ctfassets.net/ooa29xqb8tix/1tDc8E5KWE4c8wEc2cSUSY/7e1811337de9ad12576a1a43437e9848/DraggedImage-1.jpeg"/>
@@ -2596,6 +2959,7 @@
           <w:szCs w:val="28"/>
         </w:rPr>
       </w:pPr>
+      <w:proofErr w:type="spellStart"/>
       <w:r>
         <w:rPr>
           <w:rFonts w:ascii="Times New Roman" w:hAnsi="Times New Roman" w:cs="Times New Roman"/>
@@ -2603,8 +2967,9 @@
           <w:sz w:val="28"/>
           <w:szCs w:val="28"/>
         </w:rPr>
-        <w:t>Мокап (</w:t>
-      </w:r>
+        <w:t>Мокап</w:t>
+      </w:r>
+      <w:proofErr w:type="spellEnd"/>
       <w:r>
         <w:rPr>
           <w:rFonts w:ascii="Times New Roman" w:hAnsi="Times New Roman" w:cs="Times New Roman"/>
@@ -2612,8 +2977,19 @@
           <w:sz w:val="28"/>
           <w:szCs w:val="28"/>
         </w:rPr>
+        <w:t xml:space="preserve"> (</w:t>
+      </w:r>
+      <w:proofErr w:type="spellStart"/>
+      <w:r>
+        <w:rPr>
+          <w:rFonts w:ascii="Times New Roman" w:hAnsi="Times New Roman" w:cs="Times New Roman"/>
+          <w:b/>
+          <w:sz w:val="28"/>
+          <w:szCs w:val="28"/>
+        </w:rPr>
         <w:t>Mockup</w:t>
       </w:r>
+      <w:proofErr w:type="spellEnd"/>
       <w:r>
         <w:rPr>
           <w:rFonts w:ascii="Times New Roman" w:hAnsi="Times New Roman" w:cs="Times New Roman"/>
@@ -2638,13 +3014,23 @@
           <w:szCs w:val="28"/>
         </w:rPr>
       </w:pPr>
-      <w:r>
-        <w:rPr>
-          <w:rFonts w:ascii="Times New Roman" w:hAnsi="Times New Roman" w:cs="Times New Roman"/>
-          <w:sz w:val="28"/>
-          <w:szCs w:val="28"/>
-        </w:rPr>
-        <w:t>Мокап (</w:t>
+      <w:proofErr w:type="spellStart"/>
+      <w:r>
+        <w:rPr>
+          <w:rFonts w:ascii="Times New Roman" w:hAnsi="Times New Roman" w:cs="Times New Roman"/>
+          <w:sz w:val="28"/>
+          <w:szCs w:val="28"/>
+        </w:rPr>
+        <w:t>Мокап</w:t>
+      </w:r>
+      <w:proofErr w:type="spellEnd"/>
+      <w:r>
+        <w:rPr>
+          <w:rFonts w:ascii="Times New Roman" w:hAnsi="Times New Roman" w:cs="Times New Roman"/>
+          <w:sz w:val="28"/>
+          <w:szCs w:val="28"/>
+        </w:rPr>
+        <w:t xml:space="preserve"> (</w:t>
       </w:r>
       <w:r>
         <w:rPr>
@@ -2703,7 +3089,25 @@
           <w:sz w:val="28"/>
           <w:szCs w:val="28"/>
         </w:rPr>
-        <w:t>живописный аналог вайрфрейма. В </w:t>
+        <w:t xml:space="preserve">живописный аналог </w:t>
+      </w:r>
+      <w:proofErr w:type="spellStart"/>
+      <w:r>
+        <w:rPr>
+          <w:rFonts w:ascii="Times New Roman" w:hAnsi="Times New Roman" w:cs="Times New Roman"/>
+          <w:sz w:val="28"/>
+          <w:szCs w:val="28"/>
+        </w:rPr>
+        <w:t>вайрфрейма</w:t>
+      </w:r>
+      <w:proofErr w:type="spellEnd"/>
+      <w:r>
+        <w:rPr>
+          <w:rFonts w:ascii="Times New Roman" w:hAnsi="Times New Roman" w:cs="Times New Roman"/>
+          <w:sz w:val="28"/>
+          <w:szCs w:val="28"/>
+        </w:rPr>
+        <w:t>. В </w:t>
       </w:r>
       <w:r>
         <w:rPr>
@@ -2735,7 +3139,25 @@
           <w:sz w:val="28"/>
           <w:szCs w:val="28"/>
         </w:rPr>
-        <w:t xml:space="preserve"> Часто мокапы это актуальный графический дизайн.</w:t>
+        <w:t xml:space="preserve"> Часто </w:t>
+      </w:r>
+      <w:proofErr w:type="spellStart"/>
+      <w:r>
+        <w:rPr>
+          <w:rFonts w:ascii="Times New Roman" w:hAnsi="Times New Roman" w:cs="Times New Roman"/>
+          <w:sz w:val="28"/>
+          <w:szCs w:val="28"/>
+        </w:rPr>
+        <w:t>мокапы</w:t>
+      </w:r>
+      <w:proofErr w:type="spellEnd"/>
+      <w:r>
+        <w:rPr>
+          <w:rFonts w:ascii="Times New Roman" w:hAnsi="Times New Roman" w:cs="Times New Roman"/>
+          <w:sz w:val="28"/>
+          <w:szCs w:val="28"/>
+        </w:rPr>
+        <w:t xml:space="preserve"> это актуальный графический дизайн.</w:t>
       </w:r>
     </w:p>
     <w:p>
@@ -2752,13 +3174,41 @@
           <w:szCs w:val="28"/>
         </w:rPr>
       </w:pPr>
-      <w:r>
-        <w:rPr>
-          <w:rFonts w:ascii="Times New Roman" w:hAnsi="Times New Roman" w:cs="Times New Roman"/>
-          <w:sz w:val="28"/>
-          <w:szCs w:val="28"/>
-        </w:rPr>
-        <w:t>Мокап является масштабируемой или полноразмерной дизайн-концепцией продукта. Акцент в нем делается на визуальную составляющую. Дизайн здесь накладывается на утвержденный ранее каркас вайрфрейма.</w:t>
+      <w:proofErr w:type="spellStart"/>
+      <w:r>
+        <w:rPr>
+          <w:rFonts w:ascii="Times New Roman" w:hAnsi="Times New Roman" w:cs="Times New Roman"/>
+          <w:sz w:val="28"/>
+          <w:szCs w:val="28"/>
+        </w:rPr>
+        <w:t>Мокап</w:t>
+      </w:r>
+      <w:proofErr w:type="spellEnd"/>
+      <w:r>
+        <w:rPr>
+          <w:rFonts w:ascii="Times New Roman" w:hAnsi="Times New Roman" w:cs="Times New Roman"/>
+          <w:sz w:val="28"/>
+          <w:szCs w:val="28"/>
+        </w:rPr>
+        <w:t xml:space="preserve"> является масштабируемой или полноразмерной дизайн-концепцией продукта. Акцент в нем делается на визуальную составляющую. Дизайн здесь накладывается на утвержденный ранее каркас </w:t>
+      </w:r>
+      <w:proofErr w:type="spellStart"/>
+      <w:r>
+        <w:rPr>
+          <w:rFonts w:ascii="Times New Roman" w:hAnsi="Times New Roman" w:cs="Times New Roman"/>
+          <w:sz w:val="28"/>
+          <w:szCs w:val="28"/>
+        </w:rPr>
+        <w:t>вайрфрейма</w:t>
+      </w:r>
+      <w:proofErr w:type="spellEnd"/>
+      <w:r>
+        <w:rPr>
+          <w:rFonts w:ascii="Times New Roman" w:hAnsi="Times New Roman" w:cs="Times New Roman"/>
+          <w:sz w:val="28"/>
+          <w:szCs w:val="28"/>
+        </w:rPr>
+        <w:t>.</w:t>
       </w:r>
     </w:p>
     <w:p>
@@ -2790,13 +3240,23 @@
           <w:szCs w:val="28"/>
         </w:rPr>
       </w:pPr>
-      <w:r>
-        <w:rPr>
-          <w:rFonts w:ascii="Times New Roman" w:hAnsi="Times New Roman" w:cs="Times New Roman"/>
-          <w:sz w:val="28"/>
-          <w:szCs w:val="28"/>
-        </w:rPr>
-        <w:t>Мокап демонстрирует:</w:t>
+      <w:proofErr w:type="spellStart"/>
+      <w:r>
+        <w:rPr>
+          <w:rFonts w:ascii="Times New Roman" w:hAnsi="Times New Roman" w:cs="Times New Roman"/>
+          <w:sz w:val="28"/>
+          <w:szCs w:val="28"/>
+        </w:rPr>
+        <w:t>Мокап</w:t>
+      </w:r>
+      <w:proofErr w:type="spellEnd"/>
+      <w:r>
+        <w:rPr>
+          <w:rFonts w:ascii="Times New Roman" w:hAnsi="Times New Roman" w:cs="Times New Roman"/>
+          <w:sz w:val="28"/>
+          <w:szCs w:val="28"/>
+        </w:rPr>
+        <w:t xml:space="preserve"> демонстрирует:</w:t>
       </w:r>
     </w:p>
     <w:p>
@@ -2989,7 +3449,25 @@
           <w:sz w:val="28"/>
           <w:szCs w:val="28"/>
         </w:rPr>
-        <w:t xml:space="preserve">Пример мокапа мобильного приложения показан на рисунке </w:t>
+        <w:t xml:space="preserve">Пример </w:t>
+      </w:r>
+      <w:proofErr w:type="spellStart"/>
+      <w:r>
+        <w:rPr>
+          <w:rFonts w:ascii="Times New Roman" w:hAnsi="Times New Roman" w:cs="Times New Roman"/>
+          <w:sz w:val="28"/>
+          <w:szCs w:val="28"/>
+        </w:rPr>
+        <w:t>мокапа</w:t>
+      </w:r>
+      <w:proofErr w:type="spellEnd"/>
+      <w:r>
+        <w:rPr>
+          <w:rFonts w:ascii="Times New Roman" w:hAnsi="Times New Roman" w:cs="Times New Roman"/>
+          <w:sz w:val="28"/>
+          <w:szCs w:val="28"/>
+        </w:rPr>
+        <w:t xml:space="preserve"> мобильного приложения показан на рисунке </w:t>
       </w:r>
       <w:r>
         <w:rPr>
@@ -3027,7 +3505,7 @@
         </w:rPr>
         <w:lastRenderedPageBreak/>
         <w:drawing>
-          <wp:inline distT="0" distB="0" distL="0" distR="0">
+          <wp:inline distT="0" distB="0" distL="0" distR="0" wp14:anchorId="7651B70A" wp14:editId="37E7F032">
             <wp:extent cx="5940425" cy="4329216"/>
             <wp:effectExtent l="0" t="0" r="3175" b="0"/>
             <wp:docPr id="28" name="Рисунок 28" descr="https://cdn.dribbble.com/userupload/2734515/file/original-e69a0b21df72d27701ee77ce3a6e98ce.jpg?filters%3Aformat%28webp%29%3Ffilters%3Aformat%28webp%29&amp;compress=1&amp;resize=1200x875"/>
@@ -3132,13 +3610,23 @@
         </w:rPr>
         <w:t xml:space="preserve">Пример </w:t>
       </w:r>
-      <w:r>
-        <w:rPr>
-          <w:rFonts w:ascii="Times New Roman" w:hAnsi="Times New Roman" w:cs="Times New Roman"/>
-          <w:sz w:val="28"/>
-          <w:szCs w:val="28"/>
-        </w:rPr>
-        <w:t>мокапа (макета) мобильного приложения</w:t>
+      <w:proofErr w:type="spellStart"/>
+      <w:r>
+        <w:rPr>
+          <w:rFonts w:ascii="Times New Roman" w:hAnsi="Times New Roman" w:cs="Times New Roman"/>
+          <w:sz w:val="28"/>
+          <w:szCs w:val="28"/>
+        </w:rPr>
+        <w:t>мокапа</w:t>
+      </w:r>
+      <w:proofErr w:type="spellEnd"/>
+      <w:r>
+        <w:rPr>
+          <w:rFonts w:ascii="Times New Roman" w:hAnsi="Times New Roman" w:cs="Times New Roman"/>
+          <w:sz w:val="28"/>
+          <w:szCs w:val="28"/>
+        </w:rPr>
+        <w:t xml:space="preserve"> (макета) мобильного приложения</w:t>
       </w:r>
     </w:p>
     <w:p>
@@ -3291,6 +3779,7 @@
         </w:rPr>
         <w:t xml:space="preserve">, </w:t>
       </w:r>
+      <w:proofErr w:type="spellStart"/>
       <w:r>
         <w:rPr>
           <w:rFonts w:ascii="Times New Roman" w:hAnsi="Times New Roman" w:cs="Times New Roman"/>
@@ -3300,6 +3789,7 @@
         </w:rPr>
         <w:t>Webflow</w:t>
       </w:r>
+      <w:proofErr w:type="spellEnd"/>
       <w:r>
         <w:rPr>
           <w:rFonts w:ascii="Times New Roman" w:hAnsi="Times New Roman" w:cs="Times New Roman"/>
@@ -3352,6 +3842,7 @@
         </w:rPr>
         <w:t xml:space="preserve"> нужного размера. Для разработки необходимо выбрать десктопный фрейм размером 1920</w:t>
       </w:r>
+      <w:proofErr w:type="spellStart"/>
       <w:r>
         <w:rPr>
           <w:rFonts w:ascii="Times New Roman" w:hAnsi="Times New Roman" w:cs="Times New Roman"/>
@@ -3361,6 +3852,7 @@
         </w:rPr>
         <w:t>px</w:t>
       </w:r>
+      <w:proofErr w:type="spellEnd"/>
       <w:r>
         <w:rPr>
           <w:rFonts w:ascii="Times New Roman" w:hAnsi="Times New Roman" w:cs="Times New Roman"/>
@@ -3403,16 +3895,9 @@
           <w:sz w:val="28"/>
           <w:szCs w:val="28"/>
         </w:rPr>
-        <w:t xml:space="preserve"> Например, если размер фрейма </w:t>
-      </w:r>
-      <w:r>
-        <w:rPr>
-          <w:rFonts w:ascii="Times New Roman" w:hAnsi="Times New Roman" w:cs="Times New Roman"/>
-          <w:sz w:val="28"/>
-          <w:szCs w:val="28"/>
-        </w:rPr>
-        <w:t>1920</w:t>
-      </w:r>
+        <w:t xml:space="preserve"> Например, если размер фрейма 1920</w:t>
+      </w:r>
+      <w:proofErr w:type="spellStart"/>
       <w:r>
         <w:rPr>
           <w:rFonts w:ascii="Times New Roman" w:hAnsi="Times New Roman" w:cs="Times New Roman"/>
@@ -3422,6 +3907,7 @@
         </w:rPr>
         <w:t>px</w:t>
       </w:r>
+      <w:proofErr w:type="spellEnd"/>
       <w:r>
         <w:rPr>
           <w:rFonts w:ascii="Times New Roman" w:hAnsi="Times New Roman" w:cs="Times New Roman"/>
@@ -3430,6 +3916,7 @@
         </w:rPr>
         <w:t>, то ширина рабочей области может быть 1400</w:t>
       </w:r>
+      <w:proofErr w:type="spellStart"/>
       <w:r>
         <w:rPr>
           <w:rFonts w:ascii="Times New Roman" w:hAnsi="Times New Roman" w:cs="Times New Roman"/>
@@ -3439,6 +3926,7 @@
         </w:rPr>
         <w:t>px</w:t>
       </w:r>
+      <w:proofErr w:type="spellEnd"/>
       <w:r>
         <w:rPr>
           <w:rFonts w:ascii="Times New Roman" w:hAnsi="Times New Roman" w:cs="Times New Roman"/>
@@ -3473,15 +3961,7 @@
           <w:sz w:val="28"/>
           <w:szCs w:val="28"/>
         </w:rPr>
-        <w:t>Н</w:t>
-      </w:r>
-      <w:r>
-        <w:rPr>
-          <w:rFonts w:ascii="Times New Roman" w:hAnsi="Times New Roman" w:cs="Times New Roman"/>
-          <w:sz w:val="28"/>
-          <w:szCs w:val="28"/>
-        </w:rPr>
-        <w:t>а о</w:t>
+        <w:t>На о</w:t>
       </w:r>
       <w:r>
         <w:rPr>
@@ -3547,8 +4027,18 @@
           <w:sz w:val="28"/>
           <w:szCs w:val="28"/>
         </w:rPr>
-        <w:t>оздать вайрфрейм</w:t>
-      </w:r>
+        <w:t xml:space="preserve">оздать </w:t>
+      </w:r>
+      <w:proofErr w:type="spellStart"/>
+      <w:r>
+        <w:rPr>
+          <w:rFonts w:ascii="Times New Roman" w:hAnsi="Times New Roman" w:cs="Times New Roman"/>
+          <w:sz w:val="28"/>
+          <w:szCs w:val="28"/>
+        </w:rPr>
+        <w:t>вайрфрейм</w:t>
+      </w:r>
+      <w:proofErr w:type="spellEnd"/>
       <w:r>
         <w:rPr>
           <w:rFonts w:ascii="Times New Roman" w:hAnsi="Times New Roman" w:cs="Times New Roman"/>
@@ -3599,7 +4089,43 @@
           <w:sz w:val="28"/>
           <w:szCs w:val="28"/>
         </w:rPr>
-        <w:t xml:space="preserve">Поверх созданного вайрфрейма создать простой кликабельный прототип (без </w:t>
+        <w:t xml:space="preserve">Поверх созданного </w:t>
+      </w:r>
+      <w:proofErr w:type="spellStart"/>
+      <w:r>
+        <w:rPr>
+          <w:rFonts w:ascii="Times New Roman" w:hAnsi="Times New Roman" w:cs="Times New Roman"/>
+          <w:sz w:val="28"/>
+          <w:szCs w:val="28"/>
+        </w:rPr>
+        <w:t>вайрфрейма</w:t>
+      </w:r>
+      <w:proofErr w:type="spellEnd"/>
+      <w:r>
+        <w:rPr>
+          <w:rFonts w:ascii="Times New Roman" w:hAnsi="Times New Roman" w:cs="Times New Roman"/>
+          <w:sz w:val="28"/>
+          <w:szCs w:val="28"/>
+        </w:rPr>
+        <w:t xml:space="preserve"> создать простой </w:t>
+      </w:r>
+      <w:proofErr w:type="spellStart"/>
+      <w:r>
+        <w:rPr>
+          <w:rFonts w:ascii="Times New Roman" w:hAnsi="Times New Roman" w:cs="Times New Roman"/>
+          <w:sz w:val="28"/>
+          <w:szCs w:val="28"/>
+        </w:rPr>
+        <w:t>кликабельный</w:t>
+      </w:r>
+      <w:proofErr w:type="spellEnd"/>
+      <w:r>
+        <w:rPr>
+          <w:rFonts w:ascii="Times New Roman" w:hAnsi="Times New Roman" w:cs="Times New Roman"/>
+          <w:sz w:val="28"/>
+          <w:szCs w:val="28"/>
+        </w:rPr>
+        <w:t xml:space="preserve"> прототип (без </w:t>
       </w:r>
       <w:r>
         <w:rPr>
@@ -3616,7 +4142,25 @@
           <w:sz w:val="28"/>
           <w:szCs w:val="28"/>
         </w:rPr>
-        <w:t>, мокап в данной лабораторной работе не создаётся).</w:t>
+        <w:t xml:space="preserve">, </w:t>
+      </w:r>
+      <w:proofErr w:type="spellStart"/>
+      <w:r>
+        <w:rPr>
+          <w:rFonts w:ascii="Times New Roman" w:hAnsi="Times New Roman" w:cs="Times New Roman"/>
+          <w:sz w:val="28"/>
+          <w:szCs w:val="28"/>
+        </w:rPr>
+        <w:t>мокап</w:t>
+      </w:r>
+      <w:proofErr w:type="spellEnd"/>
+      <w:r>
+        <w:rPr>
+          <w:rFonts w:ascii="Times New Roman" w:hAnsi="Times New Roman" w:cs="Times New Roman"/>
+          <w:sz w:val="28"/>
+          <w:szCs w:val="28"/>
+        </w:rPr>
+        <w:t xml:space="preserve"> в данной лабораторной работе не создаётся).</w:t>
       </w:r>
     </w:p>
     <w:p>
@@ -3730,6 +4274,64 @@
     </w:p>
     <w:p>
       <w:pPr>
+        <w:tabs>
+          <w:tab w:val="left" w:pos="1134"/>
+        </w:tabs>
+        <w:spacing w:before="240" w:after="240" w:line="240" w:lineRule="auto"/>
+        <w:jc w:val="both"/>
+        <w:rPr>
+          <w:rFonts w:ascii="Times New Roman" w:hAnsi="Times New Roman" w:cs="Times New Roman"/>
+          <w:sz w:val="28"/>
+          <w:szCs w:val="28"/>
+        </w:rPr>
+      </w:pPr>
+      <w:r>
+        <w:rPr>
+          <w:rFonts w:ascii="Times New Roman" w:hAnsi="Times New Roman" w:cs="Times New Roman"/>
+          <w:sz w:val="28"/>
+          <w:szCs w:val="28"/>
+        </w:rPr>
+        <w:t xml:space="preserve">Прототипирование – процесс создания интерактивного опыта, который включает в себя построение рабочего прототипа на основе ранее разработанных </w:t>
+      </w:r>
+      <w:proofErr w:type="spellStart"/>
+      <w:r>
+        <w:rPr>
+          <w:rFonts w:ascii="Times New Roman" w:hAnsi="Times New Roman" w:cs="Times New Roman"/>
+          <w:sz w:val="28"/>
+          <w:szCs w:val="28"/>
+        </w:rPr>
+        <w:t>вайрфреймов</w:t>
+      </w:r>
+      <w:proofErr w:type="spellEnd"/>
+      <w:r>
+        <w:rPr>
+          <w:rFonts w:ascii="Times New Roman" w:hAnsi="Times New Roman" w:cs="Times New Roman"/>
+          <w:sz w:val="28"/>
+          <w:szCs w:val="28"/>
+        </w:rPr>
+        <w:t xml:space="preserve"> и </w:t>
+      </w:r>
+      <w:proofErr w:type="spellStart"/>
+      <w:r>
+        <w:rPr>
+          <w:rFonts w:ascii="Times New Roman" w:hAnsi="Times New Roman" w:cs="Times New Roman"/>
+          <w:sz w:val="28"/>
+          <w:szCs w:val="28"/>
+        </w:rPr>
+        <w:t>мокапов</w:t>
+      </w:r>
+      <w:proofErr w:type="spellEnd"/>
+      <w:r>
+        <w:rPr>
+          <w:rFonts w:ascii="Times New Roman" w:hAnsi="Times New Roman" w:cs="Times New Roman"/>
+          <w:sz w:val="28"/>
+          <w:szCs w:val="28"/>
+        </w:rPr>
+        <w:t>.</w:t>
+      </w:r>
+    </w:p>
+    <w:p>
+      <w:pPr>
         <w:pStyle w:val="a3"/>
         <w:numPr>
           <w:ilvl w:val="0"/>
@@ -3753,8 +4355,18 @@
           <w:sz w:val="28"/>
           <w:szCs w:val="28"/>
         </w:rPr>
-        <w:t>Что такое вайрфрейм</w:t>
-      </w:r>
+        <w:t xml:space="preserve">Что такое </w:t>
+      </w:r>
+      <w:proofErr w:type="spellStart"/>
+      <w:r>
+        <w:rPr>
+          <w:rFonts w:ascii="Times New Roman" w:hAnsi="Times New Roman" w:cs="Times New Roman"/>
+          <w:sz w:val="28"/>
+          <w:szCs w:val="28"/>
+        </w:rPr>
+        <w:t>вайрфрейм</w:t>
+      </w:r>
+      <w:proofErr w:type="spellEnd"/>
       <w:r>
         <w:rPr>
           <w:rFonts w:ascii="Times New Roman" w:hAnsi="Times New Roman" w:cs="Times New Roman"/>
@@ -3763,6 +4375,130 @@
         </w:rPr>
         <w:t>?</w:t>
       </w:r>
+    </w:p>
+    <w:p>
+      <w:pPr>
+        <w:spacing w:after="0" w:line="240" w:lineRule="auto"/>
+        <w:jc w:val="both"/>
+        <w:rPr>
+          <w:rFonts w:ascii="Times New Roman" w:hAnsi="Times New Roman" w:cs="Times New Roman"/>
+          <w:sz w:val="28"/>
+          <w:szCs w:val="28"/>
+        </w:rPr>
+      </w:pPr>
+      <w:proofErr w:type="spellStart"/>
+      <w:r>
+        <w:rPr>
+          <w:rFonts w:ascii="Times New Roman" w:hAnsi="Times New Roman" w:cs="Times New Roman"/>
+          <w:sz w:val="28"/>
+          <w:szCs w:val="28"/>
+        </w:rPr>
+        <w:t>Вайрфрейм</w:t>
+      </w:r>
+      <w:proofErr w:type="spellEnd"/>
+      <w:r>
+        <w:rPr>
+          <w:rFonts w:ascii="Times New Roman" w:hAnsi="Times New Roman" w:cs="Times New Roman"/>
+          <w:sz w:val="28"/>
+          <w:szCs w:val="28"/>
+        </w:rPr>
+        <w:t xml:space="preserve"> – </w:t>
+      </w:r>
+      <w:r>
+        <w:rPr>
+          <w:rFonts w:ascii="Times New Roman" w:hAnsi="Times New Roman" w:cs="Times New Roman"/>
+          <w:b/>
+          <w:bCs/>
+          <w:sz w:val="28"/>
+          <w:szCs w:val="28"/>
+        </w:rPr>
+        <w:t>это</w:t>
+      </w:r>
+      <w:r>
+        <w:rPr>
+          <w:rFonts w:ascii="Times New Roman" w:hAnsi="Times New Roman" w:cs="Times New Roman"/>
+          <w:b/>
+          <w:bCs/>
+          <w:sz w:val="28"/>
+          <w:szCs w:val="28"/>
+        </w:rPr>
+        <w:t xml:space="preserve"> схематическое отображение продукта</w:t>
+      </w:r>
+      <w:r>
+        <w:rPr>
+          <w:rFonts w:ascii="Times New Roman" w:hAnsi="Times New Roman" w:cs="Times New Roman"/>
+          <w:b/>
+          <w:bCs/>
+          <w:sz w:val="28"/>
+          <w:szCs w:val="28"/>
+        </w:rPr>
+        <w:t xml:space="preserve"> низкой точности, с упором на структуру и содержание, набросок интерфейса будущего продукта.</w:t>
+      </w:r>
+      <w:r>
+        <w:rPr>
+          <w:rFonts w:ascii="Times New Roman" w:hAnsi="Times New Roman" w:cs="Times New Roman"/>
+          <w:sz w:val="28"/>
+          <w:szCs w:val="28"/>
+        </w:rPr>
+        <w:t xml:space="preserve"> </w:t>
+      </w:r>
+      <w:r>
+        <w:rPr>
+          <w:rFonts w:ascii="Times New Roman" w:hAnsi="Times New Roman" w:cs="Times New Roman"/>
+          <w:sz w:val="28"/>
+          <w:szCs w:val="28"/>
+        </w:rPr>
+        <w:t xml:space="preserve">Является статическим и отображает взаимодействие пользователя с интерфейсом на определённый момент времени, </w:t>
+      </w:r>
+      <w:r>
+        <w:rPr>
+          <w:rFonts w:ascii="Times New Roman" w:hAnsi="Times New Roman" w:cs="Times New Roman"/>
+          <w:sz w:val="28"/>
+          <w:szCs w:val="28"/>
+        </w:rPr>
+        <w:t xml:space="preserve">может сопровождаться описанием, </w:t>
+      </w:r>
+      <w:r>
+        <w:rPr>
+          <w:rFonts w:ascii="Times New Roman" w:hAnsi="Times New Roman" w:cs="Times New Roman"/>
+          <w:sz w:val="28"/>
+          <w:szCs w:val="28"/>
+        </w:rPr>
+        <w:t>короткими заметками, которые объясняют взаимодействие.</w:t>
+      </w:r>
+    </w:p>
+    <w:p>
+      <w:pPr>
+        <w:spacing w:after="0" w:line="240" w:lineRule="auto"/>
+        <w:jc w:val="both"/>
+        <w:rPr>
+          <w:rFonts w:ascii="Times New Roman" w:hAnsi="Times New Roman" w:cs="Times New Roman"/>
+          <w:sz w:val="28"/>
+          <w:szCs w:val="28"/>
+          <w:u w:val="single"/>
+        </w:rPr>
+      </w:pPr>
+      <w:r>
+        <w:rPr>
+          <w:rFonts w:ascii="Times New Roman" w:hAnsi="Times New Roman" w:cs="Times New Roman"/>
+          <w:sz w:val="28"/>
+          <w:szCs w:val="28"/>
+          <w:u w:val="single"/>
+        </w:rPr>
+        <w:t>Это первый шаг в процессе прототипирования.</w:t>
+      </w:r>
+    </w:p>
+    <w:p>
+      <w:pPr>
+        <w:spacing w:after="0" w:line="240" w:lineRule="auto"/>
+        <w:jc w:val="both"/>
+        <w:rPr>
+          <w:rFonts w:ascii="Times New Roman" w:hAnsi="Times New Roman" w:cs="Times New Roman"/>
+          <w:sz w:val="28"/>
+          <w:szCs w:val="28"/>
+          <w:u w:val="single"/>
+        </w:rPr>
+      </w:pPr>
     </w:p>
     <w:p>
       <w:pPr>
@@ -3789,8 +4525,238 @@
           <w:sz w:val="28"/>
           <w:szCs w:val="28"/>
         </w:rPr>
-        <w:t>Какие есть виды вайрфреймов?</w:t>
-      </w:r>
+        <w:t xml:space="preserve">Какие есть виды </w:t>
+      </w:r>
+      <w:proofErr w:type="spellStart"/>
+      <w:r>
+        <w:rPr>
+          <w:rFonts w:ascii="Times New Roman" w:hAnsi="Times New Roman" w:cs="Times New Roman"/>
+          <w:sz w:val="28"/>
+          <w:szCs w:val="28"/>
+        </w:rPr>
+        <w:t>вайрфреймов</w:t>
+      </w:r>
+      <w:proofErr w:type="spellEnd"/>
+      <w:r>
+        <w:rPr>
+          <w:rFonts w:ascii="Times New Roman" w:hAnsi="Times New Roman" w:cs="Times New Roman"/>
+          <w:sz w:val="28"/>
+          <w:szCs w:val="28"/>
+        </w:rPr>
+        <w:t>?</w:t>
+      </w:r>
+    </w:p>
+    <w:p>
+      <w:pPr>
+        <w:spacing w:after="0" w:line="240" w:lineRule="auto"/>
+        <w:ind w:firstLine="709"/>
+        <w:jc w:val="both"/>
+        <w:rPr>
+          <w:rFonts w:ascii="Times New Roman" w:hAnsi="Times New Roman" w:cs="Times New Roman"/>
+          <w:sz w:val="28"/>
+          <w:szCs w:val="28"/>
+        </w:rPr>
+      </w:pPr>
+      <w:r>
+        <w:rPr>
+          <w:rFonts w:ascii="Times New Roman" w:hAnsi="Times New Roman" w:cs="Times New Roman"/>
+          <w:sz w:val="28"/>
+          <w:szCs w:val="28"/>
+        </w:rPr>
+        <w:t xml:space="preserve">Виды </w:t>
+      </w:r>
+      <w:proofErr w:type="spellStart"/>
+      <w:r>
+        <w:rPr>
+          <w:rFonts w:ascii="Times New Roman" w:hAnsi="Times New Roman" w:cs="Times New Roman"/>
+          <w:sz w:val="28"/>
+          <w:szCs w:val="28"/>
+        </w:rPr>
+        <w:t>вайрфреймов</w:t>
+      </w:r>
+      <w:proofErr w:type="spellEnd"/>
+      <w:r>
+        <w:rPr>
+          <w:rFonts w:ascii="Times New Roman" w:hAnsi="Times New Roman" w:cs="Times New Roman"/>
+          <w:sz w:val="28"/>
+          <w:szCs w:val="28"/>
+        </w:rPr>
+        <w:t>:</w:t>
+      </w:r>
+    </w:p>
+    <w:p>
+      <w:pPr>
+        <w:tabs>
+          <w:tab w:val="left" w:pos="993"/>
+        </w:tabs>
+        <w:spacing w:after="0" w:line="240" w:lineRule="auto"/>
+        <w:ind w:firstLine="709"/>
+        <w:jc w:val="both"/>
+        <w:rPr>
+          <w:rFonts w:ascii="Times New Roman" w:hAnsi="Times New Roman" w:cs="Times New Roman"/>
+          <w:sz w:val="28"/>
+          <w:szCs w:val="28"/>
+        </w:rPr>
+      </w:pPr>
+      <w:proofErr w:type="spellStart"/>
+      <w:r>
+        <w:rPr>
+          <w:rFonts w:ascii="Times New Roman" w:hAnsi="Times New Roman" w:cs="Times New Roman"/>
+          <w:b/>
+          <w:bCs/>
+          <w:sz w:val="28"/>
+          <w:szCs w:val="28"/>
+        </w:rPr>
+        <w:t>Вайрфреймы</w:t>
+      </w:r>
+      <w:proofErr w:type="spellEnd"/>
+      <w:r>
+        <w:rPr>
+          <w:rFonts w:ascii="Times New Roman" w:hAnsi="Times New Roman" w:cs="Times New Roman"/>
+          <w:b/>
+          <w:bCs/>
+          <w:sz w:val="28"/>
+          <w:szCs w:val="28"/>
+        </w:rPr>
+        <w:t xml:space="preserve"> низкой точности</w:t>
+      </w:r>
+      <w:r>
+        <w:rPr>
+          <w:rFonts w:ascii="Times New Roman" w:hAnsi="Times New Roman" w:cs="Times New Roman"/>
+          <w:sz w:val="28"/>
+          <w:szCs w:val="28"/>
+        </w:rPr>
+        <w:t xml:space="preserve"> (</w:t>
+      </w:r>
+      <w:proofErr w:type="spellStart"/>
+      <w:r>
+        <w:rPr>
+          <w:rFonts w:ascii="Times New Roman" w:hAnsi="Times New Roman" w:cs="Times New Roman"/>
+          <w:sz w:val="28"/>
+          <w:szCs w:val="28"/>
+        </w:rPr>
+        <w:t>Low-fidelity</w:t>
+      </w:r>
+      <w:proofErr w:type="spellEnd"/>
+      <w:r>
+        <w:rPr>
+          <w:rFonts w:ascii="Times New Roman" w:hAnsi="Times New Roman" w:cs="Times New Roman"/>
+          <w:sz w:val="28"/>
+          <w:szCs w:val="28"/>
+        </w:rPr>
+        <w:t xml:space="preserve">). Напоминает грубый набросок или быстрый макет, каркасы низкой точности имеют меньше деталей и быстро создаются. Они более абстрактны, используют прямоугольники и маркировку для представления содержимого приложения.  Содержат фиктивный контент, контуры элементов, какие-то образцы текста или символический контент. Используются для представления продукта, когда реальный контент недоступен. Например, вместо реальных изображений можно использовать прямоугольник-заполнитель. </w:t>
+      </w:r>
+    </w:p>
+    <w:p>
+      <w:pPr>
+        <w:tabs>
+          <w:tab w:val="left" w:pos="993"/>
+        </w:tabs>
+        <w:spacing w:after="0" w:line="240" w:lineRule="auto"/>
+        <w:ind w:firstLine="709"/>
+        <w:jc w:val="both"/>
+        <w:rPr>
+          <w:rFonts w:ascii="Times New Roman" w:hAnsi="Times New Roman" w:cs="Times New Roman"/>
+          <w:sz w:val="28"/>
+          <w:szCs w:val="28"/>
+        </w:rPr>
+      </w:pPr>
+    </w:p>
+    <w:p>
+      <w:pPr>
+        <w:tabs>
+          <w:tab w:val="left" w:pos="993"/>
+        </w:tabs>
+        <w:spacing w:after="0" w:line="240" w:lineRule="auto"/>
+        <w:ind w:firstLine="709"/>
+        <w:jc w:val="both"/>
+        <w:rPr>
+          <w:rFonts w:ascii="Times New Roman" w:hAnsi="Times New Roman" w:cs="Times New Roman"/>
+          <w:sz w:val="28"/>
+          <w:szCs w:val="24"/>
+        </w:rPr>
+      </w:pPr>
+      <w:proofErr w:type="spellStart"/>
+      <w:r>
+        <w:rPr>
+          <w:rFonts w:ascii="Times New Roman" w:hAnsi="Times New Roman" w:cs="Times New Roman"/>
+          <w:b/>
+          <w:bCs/>
+          <w:sz w:val="28"/>
+          <w:szCs w:val="28"/>
+        </w:rPr>
+        <w:t>Вайрфреймы</w:t>
+      </w:r>
+      <w:proofErr w:type="spellEnd"/>
+      <w:r>
+        <w:rPr>
+          <w:rFonts w:ascii="Times New Roman" w:hAnsi="Times New Roman" w:cs="Times New Roman"/>
+          <w:b/>
+          <w:bCs/>
+          <w:sz w:val="28"/>
+          <w:szCs w:val="28"/>
+        </w:rPr>
+        <w:t xml:space="preserve"> высокой точности</w:t>
+      </w:r>
+      <w:r>
+        <w:rPr>
+          <w:rFonts w:ascii="Times New Roman" w:hAnsi="Times New Roman" w:cs="Times New Roman"/>
+          <w:sz w:val="28"/>
+          <w:szCs w:val="28"/>
+        </w:rPr>
+        <w:t xml:space="preserve"> (High-</w:t>
+      </w:r>
+      <w:proofErr w:type="spellStart"/>
+      <w:r>
+        <w:rPr>
+          <w:rFonts w:ascii="Times New Roman" w:hAnsi="Times New Roman" w:cs="Times New Roman"/>
+          <w:sz w:val="28"/>
+          <w:szCs w:val="28"/>
+        </w:rPr>
+        <w:t>fidelity</w:t>
+      </w:r>
+      <w:proofErr w:type="spellEnd"/>
+      <w:r>
+        <w:rPr>
+          <w:rFonts w:ascii="Times New Roman" w:hAnsi="Times New Roman" w:cs="Times New Roman"/>
+          <w:sz w:val="28"/>
+          <w:szCs w:val="28"/>
+        </w:rPr>
+        <w:t xml:space="preserve">). Они включают уровень детализации, который более точно соответствует дизайну фактической деятельности приложения. </w:t>
+      </w:r>
+      <w:proofErr w:type="spellStart"/>
+      <w:r>
+        <w:rPr>
+          <w:rFonts w:ascii="Times New Roman" w:hAnsi="Times New Roman" w:cs="Times New Roman"/>
+          <w:sz w:val="28"/>
+          <w:szCs w:val="24"/>
+        </w:rPr>
+        <w:t>Вайрфреймы</w:t>
+      </w:r>
+      <w:proofErr w:type="spellEnd"/>
+      <w:r>
+        <w:rPr>
+          <w:rFonts w:ascii="Times New Roman" w:hAnsi="Times New Roman" w:cs="Times New Roman"/>
+          <w:sz w:val="28"/>
+          <w:szCs w:val="24"/>
+        </w:rPr>
+        <w:t xml:space="preserve"> высокого качества включают в себя более реальный контент, оперативный выбор типографики и информацию о размерах изображения. </w:t>
+      </w:r>
+    </w:p>
+    <w:p>
+      <w:pPr>
+        <w:tabs>
+          <w:tab w:val="left" w:pos="993"/>
+        </w:tabs>
+        <w:spacing w:after="0" w:line="240" w:lineRule="auto"/>
+        <w:ind w:firstLine="709"/>
+        <w:jc w:val="both"/>
+        <w:rPr>
+          <w:rFonts w:ascii="Times New Roman" w:hAnsi="Times New Roman" w:cs="Times New Roman"/>
+          <w:sz w:val="28"/>
+          <w:szCs w:val="24"/>
+        </w:rPr>
+      </w:pPr>
     </w:p>
     <w:p>
       <w:pPr>
@@ -3800,25 +4766,166 @@
           <w:numId w:val="2"/>
         </w:numPr>
         <w:tabs>
-          <w:tab w:val="left" w:pos="1134"/>
-        </w:tabs>
-        <w:spacing w:before="240" w:after="240" w:line="240" w:lineRule="auto"/>
-        <w:ind w:left="0" w:firstLine="709"/>
-        <w:jc w:val="both"/>
-        <w:rPr>
-          <w:rFonts w:ascii="Times New Roman" w:hAnsi="Times New Roman" w:cs="Times New Roman"/>
-          <w:sz w:val="28"/>
-          <w:szCs w:val="28"/>
-        </w:rPr>
-      </w:pPr>
-      <w:r>
-        <w:rPr>
-          <w:rFonts w:ascii="Times New Roman" w:hAnsi="Times New Roman" w:cs="Times New Roman"/>
-          <w:sz w:val="28"/>
-          <w:szCs w:val="28"/>
-        </w:rPr>
-        <w:t>Для чего необходимы вайрфреймы?</w:t>
-      </w:r>
+          <w:tab w:val="left" w:pos="993"/>
+        </w:tabs>
+        <w:spacing w:after="0" w:line="240" w:lineRule="auto"/>
+        <w:ind w:hanging="11"/>
+        <w:jc w:val="both"/>
+        <w:rPr>
+          <w:rFonts w:ascii="Times New Roman" w:hAnsi="Times New Roman" w:cs="Times New Roman"/>
+          <w:sz w:val="28"/>
+          <w:szCs w:val="28"/>
+        </w:rPr>
+      </w:pPr>
+      <w:r>
+        <w:rPr>
+          <w:rFonts w:ascii="Times New Roman" w:hAnsi="Times New Roman" w:cs="Times New Roman"/>
+          <w:sz w:val="28"/>
+          <w:szCs w:val="28"/>
+        </w:rPr>
+        <w:t xml:space="preserve">Для чего необходимы </w:t>
+      </w:r>
+      <w:proofErr w:type="spellStart"/>
+      <w:r>
+        <w:rPr>
+          <w:rFonts w:ascii="Times New Roman" w:hAnsi="Times New Roman" w:cs="Times New Roman"/>
+          <w:sz w:val="28"/>
+          <w:szCs w:val="28"/>
+        </w:rPr>
+        <w:t>вайрфреймы</w:t>
+      </w:r>
+      <w:proofErr w:type="spellEnd"/>
+      <w:r>
+        <w:rPr>
+          <w:rFonts w:ascii="Times New Roman" w:hAnsi="Times New Roman" w:cs="Times New Roman"/>
+          <w:sz w:val="28"/>
+          <w:szCs w:val="28"/>
+        </w:rPr>
+        <w:t>?</w:t>
+      </w:r>
+    </w:p>
+    <w:p>
+      <w:pPr>
+        <w:pStyle w:val="a3"/>
+        <w:numPr>
+          <w:ilvl w:val="0"/>
+          <w:numId w:val="8"/>
+        </w:numPr>
+        <w:tabs>
+          <w:tab w:val="left" w:pos="993"/>
+        </w:tabs>
+        <w:spacing w:after="0" w:line="240" w:lineRule="auto"/>
+        <w:jc w:val="both"/>
+        <w:rPr>
+          <w:rFonts w:ascii="Times New Roman" w:hAnsi="Times New Roman" w:cs="Times New Roman"/>
+          <w:sz w:val="28"/>
+          <w:szCs w:val="28"/>
+        </w:rPr>
+      </w:pPr>
+      <w:r>
+        <w:rPr>
+          <w:rFonts w:ascii="Times New Roman" w:hAnsi="Times New Roman" w:cs="Times New Roman"/>
+          <w:sz w:val="28"/>
+          <w:szCs w:val="28"/>
+        </w:rPr>
+        <w:t>Проектирование некой структуры продукта, от которой потом можно дальше развиваться</w:t>
+      </w:r>
+    </w:p>
+    <w:p>
+      <w:pPr>
+        <w:pStyle w:val="a3"/>
+        <w:numPr>
+          <w:ilvl w:val="0"/>
+          <w:numId w:val="8"/>
+        </w:numPr>
+        <w:tabs>
+          <w:tab w:val="left" w:pos="993"/>
+        </w:tabs>
+        <w:spacing w:after="0" w:line="240" w:lineRule="auto"/>
+        <w:jc w:val="both"/>
+        <w:rPr>
+          <w:rFonts w:ascii="Times New Roman" w:hAnsi="Times New Roman" w:cs="Times New Roman"/>
+          <w:sz w:val="28"/>
+          <w:szCs w:val="28"/>
+        </w:rPr>
+      </w:pPr>
+      <w:r>
+        <w:rPr>
+          <w:rFonts w:ascii="Times New Roman" w:hAnsi="Times New Roman" w:cs="Times New Roman"/>
+          <w:sz w:val="28"/>
+          <w:szCs w:val="28"/>
+        </w:rPr>
+        <w:t>Предварительная компоновка элементов на странице</w:t>
+      </w:r>
+    </w:p>
+    <w:p>
+      <w:pPr>
+        <w:pStyle w:val="a3"/>
+        <w:numPr>
+          <w:ilvl w:val="0"/>
+          <w:numId w:val="8"/>
+        </w:numPr>
+        <w:tabs>
+          <w:tab w:val="left" w:pos="993"/>
+        </w:tabs>
+        <w:spacing w:after="0" w:line="240" w:lineRule="auto"/>
+        <w:jc w:val="both"/>
+        <w:rPr>
+          <w:rFonts w:ascii="Times New Roman" w:hAnsi="Times New Roman" w:cs="Times New Roman"/>
+          <w:sz w:val="28"/>
+          <w:szCs w:val="28"/>
+        </w:rPr>
+      </w:pPr>
+      <w:r>
+        <w:rPr>
+          <w:rFonts w:ascii="Times New Roman" w:hAnsi="Times New Roman" w:cs="Times New Roman"/>
+          <w:sz w:val="28"/>
+          <w:szCs w:val="28"/>
+        </w:rPr>
+        <w:t>Передача статической логики взаимодействия продукта с пользователем</w:t>
+      </w:r>
+    </w:p>
+    <w:p>
+      <w:pPr>
+        <w:tabs>
+          <w:tab w:val="left" w:pos="993"/>
+        </w:tabs>
+        <w:spacing w:after="0" w:line="240" w:lineRule="auto"/>
+        <w:jc w:val="both"/>
+        <w:rPr>
+          <w:rFonts w:ascii="Times New Roman" w:hAnsi="Times New Roman" w:cs="Times New Roman"/>
+          <w:sz w:val="28"/>
+          <w:szCs w:val="28"/>
+        </w:rPr>
+      </w:pPr>
+    </w:p>
+    <w:p>
+      <w:pPr>
+        <w:tabs>
+          <w:tab w:val="left" w:pos="993"/>
+        </w:tabs>
+        <w:spacing w:after="0" w:line="240" w:lineRule="auto"/>
+        <w:jc w:val="both"/>
+        <w:rPr>
+          <w:rFonts w:ascii="Times New Roman" w:hAnsi="Times New Roman" w:cs="Times New Roman"/>
+          <w:sz w:val="28"/>
+          <w:szCs w:val="28"/>
+        </w:rPr>
+      </w:pPr>
+    </w:p>
+    <w:p>
+      <w:pPr>
+        <w:tabs>
+          <w:tab w:val="left" w:pos="993"/>
+        </w:tabs>
+        <w:spacing w:after="0" w:line="240" w:lineRule="auto"/>
+        <w:jc w:val="both"/>
+        <w:rPr>
+          <w:rFonts w:ascii="Times New Roman" w:hAnsi="Times New Roman" w:cs="Times New Roman"/>
+          <w:sz w:val="28"/>
+          <w:szCs w:val="28"/>
+        </w:rPr>
+      </w:pPr>
     </w:p>
     <w:p>
       <w:pPr>
@@ -3845,7 +4952,55 @@
           <w:sz w:val="28"/>
           <w:szCs w:val="28"/>
         </w:rPr>
+        <w:lastRenderedPageBreak/>
         <w:t>Что такое прототип?</w:t>
+      </w:r>
+    </w:p>
+    <w:p>
+      <w:pPr>
+        <w:tabs>
+          <w:tab w:val="left" w:pos="1134"/>
+        </w:tabs>
+        <w:spacing w:before="240" w:after="240" w:line="240" w:lineRule="auto"/>
+        <w:jc w:val="both"/>
+        <w:rPr>
+          <w:rFonts w:ascii="Times New Roman" w:hAnsi="Times New Roman" w:cs="Times New Roman"/>
+          <w:sz w:val="28"/>
+          <w:szCs w:val="28"/>
+        </w:rPr>
+      </w:pPr>
+      <w:r>
+        <w:rPr>
+          <w:rFonts w:ascii="Times New Roman" w:hAnsi="Times New Roman" w:cs="Times New Roman"/>
+          <w:b/>
+          <w:sz w:val="28"/>
+          <w:szCs w:val="28"/>
+        </w:rPr>
+        <w:t xml:space="preserve">Прототип — </w:t>
+      </w:r>
+      <w:r>
+        <w:rPr>
+          <w:rFonts w:ascii="Times New Roman" w:hAnsi="Times New Roman" w:cs="Times New Roman"/>
+          <w:sz w:val="28"/>
+          <w:szCs w:val="28"/>
+        </w:rPr>
+        <w:t>это средне или высоко детализированное представление конечного продукта, которое имитирует</w:t>
+      </w:r>
+      <w:r>
+        <w:rPr>
+          <w:rFonts w:ascii="Times New Roman" w:hAnsi="Times New Roman" w:cs="Times New Roman"/>
+          <w:sz w:val="28"/>
+          <w:szCs w:val="28"/>
+        </w:rPr>
+        <w:t xml:space="preserve"> реальное</w:t>
+      </w:r>
+      <w:r>
+        <w:rPr>
+          <w:rFonts w:ascii="Times New Roman" w:hAnsi="Times New Roman" w:cs="Times New Roman"/>
+          <w:sz w:val="28"/>
+          <w:szCs w:val="28"/>
+        </w:rPr>
+        <w:t xml:space="preserve"> взаимодействие пользователя с интерфейсом. Прототипы всегда интерактивные.</w:t>
       </w:r>
     </w:p>
     <w:p>
@@ -3878,6 +5033,64 @@
     </w:p>
     <w:p>
       <w:pPr>
+        <w:tabs>
+          <w:tab w:val="left" w:pos="851"/>
+        </w:tabs>
+        <w:spacing w:after="0" w:line="240" w:lineRule="auto"/>
+        <w:jc w:val="both"/>
+        <w:rPr>
+          <w:rFonts w:ascii="Times New Roman" w:hAnsi="Times New Roman" w:cs="Times New Roman"/>
+          <w:b/>
+          <w:bCs/>
+          <w:sz w:val="28"/>
+          <w:szCs w:val="28"/>
+        </w:rPr>
+      </w:pPr>
+      <w:r>
+        <w:rPr>
+          <w:rFonts w:ascii="Times New Roman" w:hAnsi="Times New Roman" w:cs="Times New Roman"/>
+          <w:b/>
+          <w:bCs/>
+          <w:sz w:val="28"/>
+          <w:szCs w:val="28"/>
+        </w:rPr>
+        <w:t xml:space="preserve">Прототип необходим для проверки логики функционала. Это симуляция взаимодействия между пользователем и интерфейсом. </w:t>
+      </w:r>
+    </w:p>
+    <w:p>
+      <w:pPr>
+        <w:tabs>
+          <w:tab w:val="left" w:pos="851"/>
+        </w:tabs>
+        <w:spacing w:after="0" w:line="240" w:lineRule="auto"/>
+        <w:jc w:val="both"/>
+        <w:rPr>
+          <w:rFonts w:ascii="Times New Roman" w:hAnsi="Times New Roman" w:cs="Times New Roman"/>
+          <w:sz w:val="28"/>
+          <w:szCs w:val="28"/>
+        </w:rPr>
+      </w:pPr>
+      <w:r>
+        <w:rPr>
+          <w:rFonts w:ascii="Times New Roman" w:hAnsi="Times New Roman" w:cs="Times New Roman"/>
+          <w:b/>
+          <w:bCs/>
+          <w:sz w:val="28"/>
+          <w:szCs w:val="28"/>
+        </w:rPr>
+        <w:t>В прототипах присутствует функционал, и пользователь может выполнять некоторые действия:</w:t>
+      </w:r>
+      <w:r>
+        <w:rPr>
+          <w:rFonts w:ascii="Times New Roman" w:hAnsi="Times New Roman" w:cs="Times New Roman"/>
+          <w:sz w:val="28"/>
+          <w:szCs w:val="28"/>
+        </w:rPr>
+        <w:t xml:space="preserve"> переходить между экранами/страницами продукта, нажимать на кнопки, открывать модальные окна (обычно это просто создание кликабельности в редакторе для прототипирования).</w:t>
+      </w:r>
+    </w:p>
+    <w:p>
+      <w:pPr>
         <w:pStyle w:val="a3"/>
         <w:numPr>
           <w:ilvl w:val="0"/>
@@ -3901,8 +5114,308 @@
           <w:sz w:val="28"/>
           <w:szCs w:val="28"/>
         </w:rPr>
-        <w:t>Чем прототип отличается от вайфрейма?</w:t>
-      </w:r>
+        <w:t xml:space="preserve">Чем прототип отличается от </w:t>
+      </w:r>
+      <w:proofErr w:type="spellStart"/>
+      <w:r>
+        <w:rPr>
+          <w:rFonts w:ascii="Times New Roman" w:hAnsi="Times New Roman" w:cs="Times New Roman"/>
+          <w:sz w:val="28"/>
+          <w:szCs w:val="28"/>
+        </w:rPr>
+        <w:t>вайфрейма</w:t>
+      </w:r>
+      <w:proofErr w:type="spellEnd"/>
+      <w:r>
+        <w:rPr>
+          <w:rFonts w:ascii="Times New Roman" w:hAnsi="Times New Roman" w:cs="Times New Roman"/>
+          <w:sz w:val="28"/>
+          <w:szCs w:val="28"/>
+        </w:rPr>
+        <w:t>?</w:t>
+      </w:r>
+    </w:p>
+    <w:p>
+      <w:pPr>
+        <w:pStyle w:val="a3"/>
+        <w:numPr>
+          <w:ilvl w:val="0"/>
+          <w:numId w:val="9"/>
+        </w:numPr>
+        <w:tabs>
+          <w:tab w:val="left" w:pos="1134"/>
+        </w:tabs>
+        <w:spacing w:before="240" w:after="240" w:line="240" w:lineRule="auto"/>
+        <w:jc w:val="both"/>
+        <w:rPr>
+          <w:rFonts w:ascii="Times New Roman" w:hAnsi="Times New Roman" w:cs="Times New Roman"/>
+          <w:sz w:val="28"/>
+          <w:szCs w:val="28"/>
+        </w:rPr>
+      </w:pPr>
+      <w:r>
+        <w:rPr>
+          <w:rFonts w:ascii="Times New Roman" w:hAnsi="Times New Roman" w:cs="Times New Roman"/>
+          <w:b/>
+          <w:bCs/>
+          <w:sz w:val="28"/>
+          <w:szCs w:val="28"/>
+        </w:rPr>
+        <w:t>Интерактивность:</w:t>
+      </w:r>
+      <w:r>
+        <w:rPr>
+          <w:rFonts w:ascii="Times New Roman" w:hAnsi="Times New Roman" w:cs="Times New Roman"/>
+          <w:sz w:val="28"/>
+          <w:szCs w:val="28"/>
+        </w:rPr>
+        <w:t xml:space="preserve"> </w:t>
+      </w:r>
+      <w:proofErr w:type="spellStart"/>
+      <w:r>
+        <w:rPr>
+          <w:rFonts w:ascii="Times New Roman" w:hAnsi="Times New Roman" w:cs="Times New Roman"/>
+          <w:sz w:val="28"/>
+          <w:szCs w:val="28"/>
+        </w:rPr>
+        <w:t>вайрфрейм</w:t>
+      </w:r>
+      <w:proofErr w:type="spellEnd"/>
+      <w:r>
+        <w:rPr>
+          <w:rFonts w:ascii="Times New Roman" w:hAnsi="Times New Roman" w:cs="Times New Roman"/>
+          <w:sz w:val="28"/>
+          <w:szCs w:val="28"/>
+        </w:rPr>
+        <w:t xml:space="preserve"> — это строго </w:t>
+      </w:r>
+      <w:r>
+        <w:rPr>
+          <w:rFonts w:ascii="Times New Roman" w:hAnsi="Times New Roman" w:cs="Times New Roman"/>
+          <w:i/>
+          <w:iCs/>
+          <w:sz w:val="28"/>
+          <w:szCs w:val="28"/>
+        </w:rPr>
+        <w:t>статическая</w:t>
+      </w:r>
+      <w:r>
+        <w:rPr>
+          <w:rFonts w:ascii="Times New Roman" w:hAnsi="Times New Roman" w:cs="Times New Roman"/>
+          <w:sz w:val="28"/>
+          <w:szCs w:val="28"/>
+        </w:rPr>
+        <w:t xml:space="preserve"> схема, фиксирующая состояние экрана в один конкретный момент времени; прототип — это </w:t>
+      </w:r>
+      <w:r>
+        <w:rPr>
+          <w:rFonts w:ascii="Times New Roman" w:hAnsi="Times New Roman" w:cs="Times New Roman"/>
+          <w:i/>
+          <w:iCs/>
+          <w:sz w:val="28"/>
+          <w:szCs w:val="28"/>
+        </w:rPr>
+        <w:t>динамическая</w:t>
+      </w:r>
+      <w:r>
+        <w:rPr>
+          <w:rFonts w:ascii="Times New Roman" w:hAnsi="Times New Roman" w:cs="Times New Roman"/>
+          <w:sz w:val="28"/>
+          <w:szCs w:val="28"/>
+        </w:rPr>
+        <w:t xml:space="preserve">, интерактивная модель, где элементы </w:t>
+      </w:r>
+      <w:proofErr w:type="spellStart"/>
+      <w:r>
+        <w:rPr>
+          <w:rFonts w:ascii="Times New Roman" w:hAnsi="Times New Roman" w:cs="Times New Roman"/>
+          <w:sz w:val="28"/>
+          <w:szCs w:val="28"/>
+        </w:rPr>
+        <w:t>кликабельны</w:t>
+      </w:r>
+      <w:proofErr w:type="spellEnd"/>
+      <w:r>
+        <w:rPr>
+          <w:rFonts w:ascii="Times New Roman" w:hAnsi="Times New Roman" w:cs="Times New Roman"/>
+          <w:sz w:val="28"/>
+          <w:szCs w:val="28"/>
+        </w:rPr>
+        <w:t>.</w:t>
+      </w:r>
+    </w:p>
+    <w:p>
+      <w:pPr>
+        <w:pStyle w:val="a3"/>
+        <w:tabs>
+          <w:tab w:val="left" w:pos="1134"/>
+        </w:tabs>
+        <w:spacing w:before="240" w:after="240" w:line="240" w:lineRule="auto"/>
+        <w:jc w:val="both"/>
+        <w:rPr>
+          <w:rFonts w:ascii="Times New Roman" w:hAnsi="Times New Roman" w:cs="Times New Roman"/>
+          <w:sz w:val="28"/>
+          <w:szCs w:val="28"/>
+        </w:rPr>
+      </w:pPr>
+    </w:p>
+    <w:p>
+      <w:pPr>
+        <w:pStyle w:val="a3"/>
+        <w:numPr>
+          <w:ilvl w:val="0"/>
+          <w:numId w:val="9"/>
+        </w:numPr>
+        <w:tabs>
+          <w:tab w:val="left" w:pos="1134"/>
+        </w:tabs>
+        <w:spacing w:before="240" w:after="240" w:line="240" w:lineRule="auto"/>
+        <w:jc w:val="both"/>
+        <w:rPr>
+          <w:rFonts w:ascii="Times New Roman" w:hAnsi="Times New Roman" w:cs="Times New Roman"/>
+          <w:sz w:val="28"/>
+          <w:szCs w:val="28"/>
+        </w:rPr>
+      </w:pPr>
+      <w:r>
+        <w:rPr>
+          <w:rFonts w:ascii="Times New Roman" w:hAnsi="Times New Roman" w:cs="Times New Roman"/>
+          <w:b/>
+          <w:bCs/>
+          <w:sz w:val="28"/>
+          <w:szCs w:val="28"/>
+        </w:rPr>
+        <w:t>Фокус:</w:t>
+      </w:r>
+      <w:r>
+        <w:rPr>
+          <w:rFonts w:ascii="Times New Roman" w:hAnsi="Times New Roman" w:cs="Times New Roman"/>
+          <w:sz w:val="28"/>
+          <w:szCs w:val="28"/>
+        </w:rPr>
+        <w:t xml:space="preserve"> </w:t>
+      </w:r>
+      <w:proofErr w:type="spellStart"/>
+      <w:r>
+        <w:rPr>
+          <w:rFonts w:ascii="Times New Roman" w:hAnsi="Times New Roman" w:cs="Times New Roman"/>
+          <w:sz w:val="28"/>
+          <w:szCs w:val="28"/>
+        </w:rPr>
+        <w:t>вайрфрейм</w:t>
+      </w:r>
+      <w:proofErr w:type="spellEnd"/>
+      <w:r>
+        <w:rPr>
+          <w:rFonts w:ascii="Times New Roman" w:hAnsi="Times New Roman" w:cs="Times New Roman"/>
+          <w:sz w:val="28"/>
+          <w:szCs w:val="28"/>
+        </w:rPr>
+        <w:t xml:space="preserve"> делает упор на структуру, информационные блоки и компоновку каркаса; прототип фокусируется на проверке функционала, логики переходов и пользовательского взаимодействия.</w:t>
+      </w:r>
+    </w:p>
+    <w:p>
+      <w:pPr>
+        <w:pStyle w:val="a3"/>
+        <w:tabs>
+          <w:tab w:val="left" w:pos="1134"/>
+        </w:tabs>
+        <w:spacing w:before="240" w:after="240" w:line="240" w:lineRule="auto"/>
+        <w:jc w:val="both"/>
+        <w:rPr>
+          <w:rFonts w:ascii="Times New Roman" w:hAnsi="Times New Roman" w:cs="Times New Roman"/>
+          <w:sz w:val="28"/>
+          <w:szCs w:val="28"/>
+        </w:rPr>
+      </w:pPr>
+    </w:p>
+    <w:p>
+      <w:pPr>
+        <w:pStyle w:val="a3"/>
+        <w:numPr>
+          <w:ilvl w:val="0"/>
+          <w:numId w:val="9"/>
+        </w:numPr>
+        <w:tabs>
+          <w:tab w:val="left" w:pos="1134"/>
+        </w:tabs>
+        <w:spacing w:before="240" w:after="240" w:line="240" w:lineRule="auto"/>
+        <w:jc w:val="both"/>
+        <w:rPr>
+          <w:rFonts w:ascii="Times New Roman" w:hAnsi="Times New Roman" w:cs="Times New Roman"/>
+          <w:sz w:val="28"/>
+          <w:szCs w:val="28"/>
+        </w:rPr>
+      </w:pPr>
+      <w:r>
+        <w:rPr>
+          <w:rFonts w:ascii="Times New Roman" w:hAnsi="Times New Roman" w:cs="Times New Roman"/>
+          <w:b/>
+          <w:bCs/>
+          <w:sz w:val="28"/>
+          <w:szCs w:val="28"/>
+        </w:rPr>
+        <w:t>Этап и детализация:</w:t>
+      </w:r>
+      <w:r>
+        <w:rPr>
+          <w:rFonts w:ascii="Times New Roman" w:hAnsi="Times New Roman" w:cs="Times New Roman"/>
+          <w:sz w:val="28"/>
+          <w:szCs w:val="28"/>
+        </w:rPr>
+        <w:t xml:space="preserve"> </w:t>
+      </w:r>
+      <w:proofErr w:type="spellStart"/>
+      <w:r>
+        <w:rPr>
+          <w:rFonts w:ascii="Times New Roman" w:hAnsi="Times New Roman" w:cs="Times New Roman"/>
+          <w:sz w:val="28"/>
+          <w:szCs w:val="28"/>
+        </w:rPr>
+        <w:t>вайрфрейм</w:t>
+      </w:r>
+      <w:proofErr w:type="spellEnd"/>
+      <w:r>
+        <w:rPr>
+          <w:rFonts w:ascii="Times New Roman" w:hAnsi="Times New Roman" w:cs="Times New Roman"/>
+          <w:sz w:val="28"/>
+          <w:szCs w:val="28"/>
+        </w:rPr>
+        <w:t xml:space="preserve"> является первичным шагом проектирования (низкая точность/абстрактность); прототип обычно строится поверх </w:t>
+      </w:r>
+      <w:proofErr w:type="spellStart"/>
+      <w:r>
+        <w:rPr>
+          <w:rFonts w:ascii="Times New Roman" w:hAnsi="Times New Roman" w:cs="Times New Roman"/>
+          <w:sz w:val="28"/>
+          <w:szCs w:val="28"/>
+        </w:rPr>
+        <w:t>вайрфрейма</w:t>
+      </w:r>
+      <w:proofErr w:type="spellEnd"/>
+      <w:r>
+        <w:rPr>
+          <w:rFonts w:ascii="Times New Roman" w:hAnsi="Times New Roman" w:cs="Times New Roman"/>
+          <w:sz w:val="28"/>
+          <w:szCs w:val="28"/>
+        </w:rPr>
+        <w:t xml:space="preserve"> (или макета) и обладает средней либо высокой степенью детализации.</w:t>
+      </w:r>
+    </w:p>
+    <w:p>
+      <w:pPr>
+        <w:pStyle w:val="a3"/>
+        <w:tabs>
+          <w:tab w:val="left" w:pos="1134"/>
+        </w:tabs>
+        <w:spacing w:before="240" w:after="240" w:line="240" w:lineRule="auto"/>
+        <w:jc w:val="both"/>
+        <w:rPr>
+          <w:rFonts w:ascii="Times New Roman" w:hAnsi="Times New Roman" w:cs="Times New Roman"/>
+          <w:sz w:val="28"/>
+          <w:szCs w:val="28"/>
+        </w:rPr>
+      </w:pPr>
     </w:p>
     <w:p>
       <w:pPr>
@@ -3929,55 +5442,224 @@
           <w:sz w:val="28"/>
           <w:szCs w:val="28"/>
         </w:rPr>
-        <w:t>Что такое мокап (макет)?</w:t>
-      </w:r>
-    </w:p>
-    <w:p>
-      <w:pPr>
-        <w:pStyle w:val="a3"/>
+        <w:t xml:space="preserve">Что такое </w:t>
+      </w:r>
+      <w:proofErr w:type="spellStart"/>
+      <w:r>
+        <w:rPr>
+          <w:rFonts w:ascii="Times New Roman" w:hAnsi="Times New Roman" w:cs="Times New Roman"/>
+          <w:sz w:val="28"/>
+          <w:szCs w:val="28"/>
+        </w:rPr>
+        <w:t>мокап</w:t>
+      </w:r>
+      <w:proofErr w:type="spellEnd"/>
+      <w:r>
+        <w:rPr>
+          <w:rFonts w:ascii="Times New Roman" w:hAnsi="Times New Roman" w:cs="Times New Roman"/>
+          <w:sz w:val="28"/>
+          <w:szCs w:val="28"/>
+        </w:rPr>
+        <w:t xml:space="preserve"> (макет)?</w:t>
+      </w:r>
+    </w:p>
+    <w:p>
+      <w:pPr>
         <w:tabs>
           <w:tab w:val="left" w:pos="1134"/>
         </w:tabs>
         <w:spacing w:before="240" w:after="240" w:line="240" w:lineRule="auto"/>
-        <w:ind w:left="709"/>
-        <w:jc w:val="both"/>
-        <w:rPr>
-          <w:rFonts w:ascii="Times New Roman" w:hAnsi="Times New Roman" w:cs="Times New Roman"/>
-          <w:sz w:val="28"/>
-          <w:szCs w:val="28"/>
-        </w:rPr>
-      </w:pPr>
-    </w:p>
-    <w:p>
-      <w:pPr>
-        <w:tabs>
-          <w:tab w:val="left" w:pos="851"/>
-        </w:tabs>
-        <w:spacing w:before="360" w:after="240" w:line="240" w:lineRule="auto"/>
-        <w:ind w:firstLine="709"/>
-        <w:jc w:val="both"/>
+        <w:jc w:val="both"/>
+        <w:rPr>
+          <w:rFonts w:ascii="Times New Roman" w:hAnsi="Times New Roman" w:cs="Times New Roman"/>
+          <w:sz w:val="28"/>
+          <w:szCs w:val="28"/>
+        </w:rPr>
+      </w:pPr>
+      <w:proofErr w:type="spellStart"/>
+      <w:r>
         <w:rPr>
           <w:rFonts w:ascii="Times New Roman" w:hAnsi="Times New Roman" w:cs="Times New Roman"/>
           <w:b/>
-          <w:sz w:val="28"/>
-          <w:szCs w:val="28"/>
-        </w:rPr>
-      </w:pPr>
-    </w:p>
-    <w:p>
-      <w:pPr>
-        <w:pStyle w:val="a3"/>
+          <w:bCs/>
+          <w:sz w:val="28"/>
+          <w:szCs w:val="28"/>
+        </w:rPr>
+        <w:t>Мокап</w:t>
+      </w:r>
+      <w:proofErr w:type="spellEnd"/>
+      <w:r>
+        <w:rPr>
+          <w:rFonts w:ascii="Times New Roman" w:hAnsi="Times New Roman" w:cs="Times New Roman"/>
+          <w:b/>
+          <w:bCs/>
+          <w:sz w:val="28"/>
+          <w:szCs w:val="28"/>
+        </w:rPr>
+        <w:t xml:space="preserve"> (</w:t>
+      </w:r>
+      <w:proofErr w:type="spellStart"/>
+      <w:r>
+        <w:rPr>
+          <w:rFonts w:ascii="Times New Roman" w:hAnsi="Times New Roman" w:cs="Times New Roman"/>
+          <w:b/>
+          <w:bCs/>
+          <w:sz w:val="28"/>
+          <w:szCs w:val="28"/>
+        </w:rPr>
+        <w:t>mockup</w:t>
+      </w:r>
+      <w:proofErr w:type="spellEnd"/>
+      <w:r>
+        <w:rPr>
+          <w:rFonts w:ascii="Times New Roman" w:hAnsi="Times New Roman" w:cs="Times New Roman"/>
+          <w:b/>
+          <w:bCs/>
+          <w:sz w:val="28"/>
+          <w:szCs w:val="28"/>
+        </w:rPr>
+        <w:t xml:space="preserve"> / </w:t>
+      </w:r>
+      <w:proofErr w:type="spellStart"/>
+      <w:r>
+        <w:rPr>
+          <w:rFonts w:ascii="Times New Roman" w:hAnsi="Times New Roman" w:cs="Times New Roman"/>
+          <w:b/>
+          <w:bCs/>
+          <w:sz w:val="28"/>
+          <w:szCs w:val="28"/>
+        </w:rPr>
+        <w:t>mock-up</w:t>
+      </w:r>
+      <w:proofErr w:type="spellEnd"/>
+      <w:r>
+        <w:rPr>
+          <w:rFonts w:ascii="Times New Roman" w:hAnsi="Times New Roman" w:cs="Times New Roman"/>
+          <w:b/>
+          <w:bCs/>
+          <w:sz w:val="28"/>
+          <w:szCs w:val="28"/>
+        </w:rPr>
+        <w:t>, макет)</w:t>
+      </w:r>
+      <w:r>
+        <w:rPr>
+          <w:rFonts w:ascii="Times New Roman" w:hAnsi="Times New Roman" w:cs="Times New Roman"/>
+          <w:sz w:val="28"/>
+          <w:szCs w:val="28"/>
+        </w:rPr>
+        <w:t xml:space="preserve"> — это полно</w:t>
+      </w:r>
+      <w:r>
+        <w:rPr>
+          <w:rFonts w:ascii="Times New Roman" w:hAnsi="Times New Roman" w:cs="Times New Roman"/>
+          <w:sz w:val="28"/>
+          <w:szCs w:val="28"/>
+        </w:rPr>
+        <w:t>ценный</w:t>
+      </w:r>
+      <w:r>
+        <w:rPr>
+          <w:rFonts w:ascii="Times New Roman" w:hAnsi="Times New Roman" w:cs="Times New Roman"/>
+          <w:sz w:val="28"/>
+          <w:szCs w:val="28"/>
+        </w:rPr>
+        <w:t xml:space="preserve">, детальный набросок дизайна и масштабируемая (или полноразмерная) визуальная дизайн-концепция продукта. </w:t>
+      </w:r>
+    </w:p>
+    <w:p>
+      <w:pPr>
         <w:tabs>
           <w:tab w:val="left" w:pos="1134"/>
         </w:tabs>
         <w:spacing w:before="240" w:after="240" w:line="240" w:lineRule="auto"/>
-        <w:ind w:left="0"/>
-        <w:rPr>
-          <w:rFonts w:ascii="Times New Roman" w:hAnsi="Times New Roman" w:cs="Times New Roman"/>
-          <w:sz w:val="28"/>
-          <w:szCs w:val="28"/>
-        </w:rPr>
-      </w:pPr>
+        <w:jc w:val="both"/>
+        <w:rPr>
+          <w:rFonts w:ascii="Times New Roman" w:hAnsi="Times New Roman" w:cs="Times New Roman"/>
+          <w:sz w:val="28"/>
+          <w:szCs w:val="28"/>
+        </w:rPr>
+      </w:pPr>
+      <w:r>
+        <w:rPr>
+          <w:rFonts w:ascii="Times New Roman" w:hAnsi="Times New Roman" w:cs="Times New Roman"/>
+          <w:sz w:val="28"/>
+          <w:szCs w:val="28"/>
+        </w:rPr>
+        <w:t xml:space="preserve">В отличие от </w:t>
+      </w:r>
+      <w:proofErr w:type="spellStart"/>
+      <w:r>
+        <w:rPr>
+          <w:rFonts w:ascii="Times New Roman" w:hAnsi="Times New Roman" w:cs="Times New Roman"/>
+          <w:sz w:val="28"/>
+          <w:szCs w:val="28"/>
+        </w:rPr>
+        <w:t>вайрфрейма</w:t>
+      </w:r>
+      <w:proofErr w:type="spellEnd"/>
+      <w:r>
+        <w:rPr>
+          <w:rFonts w:ascii="Times New Roman" w:hAnsi="Times New Roman" w:cs="Times New Roman"/>
+          <w:sz w:val="28"/>
+          <w:szCs w:val="28"/>
+        </w:rPr>
+        <w:t xml:space="preserve">, </w:t>
+      </w:r>
+      <w:proofErr w:type="spellStart"/>
+      <w:r>
+        <w:rPr>
+          <w:rFonts w:ascii="Times New Roman" w:hAnsi="Times New Roman" w:cs="Times New Roman"/>
+          <w:sz w:val="28"/>
+          <w:szCs w:val="28"/>
+        </w:rPr>
+        <w:t>мокап</w:t>
+      </w:r>
+      <w:proofErr w:type="spellEnd"/>
+      <w:r>
+        <w:rPr>
+          <w:rFonts w:ascii="Times New Roman" w:hAnsi="Times New Roman" w:cs="Times New Roman"/>
+          <w:sz w:val="28"/>
+          <w:szCs w:val="28"/>
+        </w:rPr>
+        <w:t xml:space="preserve"> является его «живописным аналогом», в котором представлена полная палитра оттенков, шрифты, фон страниц, финальная графика, стиль иконок, кнопок и шапки. </w:t>
+      </w:r>
+      <w:proofErr w:type="spellStart"/>
+      <w:r>
+        <w:rPr>
+          <w:rFonts w:ascii="Times New Roman" w:hAnsi="Times New Roman" w:cs="Times New Roman"/>
+          <w:sz w:val="28"/>
+          <w:szCs w:val="28"/>
+        </w:rPr>
+        <w:t>Мокап</w:t>
+      </w:r>
+      <w:proofErr w:type="spellEnd"/>
+      <w:r>
+        <w:rPr>
+          <w:rFonts w:ascii="Times New Roman" w:hAnsi="Times New Roman" w:cs="Times New Roman"/>
+          <w:sz w:val="28"/>
+          <w:szCs w:val="28"/>
+        </w:rPr>
+        <w:t xml:space="preserve"> накладывается на утверждённый каркас </w:t>
+      </w:r>
+      <w:proofErr w:type="spellStart"/>
+      <w:r>
+        <w:rPr>
+          <w:rFonts w:ascii="Times New Roman" w:hAnsi="Times New Roman" w:cs="Times New Roman"/>
+          <w:sz w:val="28"/>
+          <w:szCs w:val="28"/>
+        </w:rPr>
+        <w:t>вайрфрейма</w:t>
+      </w:r>
+      <w:proofErr w:type="spellEnd"/>
+      <w:r>
+        <w:rPr>
+          <w:rFonts w:ascii="Times New Roman" w:hAnsi="Times New Roman" w:cs="Times New Roman"/>
+          <w:sz w:val="28"/>
+          <w:szCs w:val="28"/>
+        </w:rPr>
+        <w:t xml:space="preserve"> и наглядно демонстрирует визуальную составляющую, структуру контента и то, как именно продукт будет выглядеть в конечном счёте в статике.</w:t>
+      </w:r>
     </w:p>
     <w:sectPr>
       <w:pgSz w:w="11906" w:h="16838"/>
@@ -3990,7 +5672,7 @@
 </file>
 
 <file path=word/endnotes.xml><?xml version="1.0" encoding="utf-8"?>
-<w:endnotes xmlns:wpc="http://schemas.microsoft.com/office/word/2010/wordprocessingCanvas" xmlns:mc="http://schemas.openxmlformats.org/markup-compatibility/2006" xmlns:o="urn:schemas-microsoft-com:office:office" xmlns:r="http://schemas.openxmlformats.org/officeDocument/2006/relationships" xmlns:m="http://schemas.openxmlformats.org/officeDocument/2006/math" xmlns:v="urn:schemas-microsoft-com:vml" xmlns:wp14="http://schemas.microsoft.com/office/word/2010/wordprocessingDrawing" xmlns:wp="http://schemas.openxmlformats.org/drawingml/2006/wordprocessingDrawing" xmlns:w10="urn:schemas-microsoft-com:office:word" xmlns:w="http://schemas.openxmlformats.org/wordprocessingml/2006/main" xmlns:w14="http://schemas.microsoft.com/office/word/2010/wordml" xmlns:w15="http://schemas.microsoft.com/office/word/2012/wordml" xmlns:wpg="http://schemas.microsoft.com/office/word/2010/wordprocessingGroup" xmlns:wpi="http://schemas.microsoft.com/office/word/2010/wordprocessingInk" xmlns:wne="http://schemas.microsoft.com/office/word/2006/wordml" xmlns:wps="http://schemas.microsoft.com/office/word/2010/wordprocessingShape" mc:Ignorable="w14 w15 wp14">
+<w:endnotes xmlns:wpc="http://schemas.microsoft.com/office/word/2010/wordprocessingCanvas" xmlns:cx="http://schemas.microsoft.com/office/drawing/2014/chartex" xmlns:cx1="http://schemas.microsoft.com/office/drawing/2015/9/8/chartex" xmlns:cx2="http://schemas.microsoft.com/office/drawing/2015/10/21/chartex" xmlns:cx3="http://schemas.microsoft.com/office/drawing/2016/5/9/chartex" xmlns:cx4="http://schemas.microsoft.com/office/drawing/2016/5/10/chartex" xmlns:cx5="http://schemas.microsoft.com/office/drawing/2016/5/11/chartex" xmlns:cx6="http://schemas.microsoft.com/office/drawing/2016/5/12/chartex" xmlns:cx7="http://schemas.microsoft.com/office/drawing/2016/5/13/chartex" xmlns:cx8="http://schemas.microsoft.com/office/drawing/2016/5/14/chartex" xmlns:mc="http://schemas.openxmlformats.org/markup-compatibility/2006" xmlns:aink="http://schemas.microsoft.com/office/drawing/2016/ink" xmlns:am3d="http://schemas.microsoft.com/office/drawing/2017/model3d" xmlns:o="urn:schemas-microsoft-com:office:office" xmlns:oel="http://schemas.microsoft.com/office/2019/extlst" xmlns:r="http://schemas.openxmlformats.org/officeDocument/2006/relationships" xmlns:m="http://schemas.openxmlformats.org/officeDocument/2006/math" xmlns:v="urn:schemas-microsoft-com:vml" xmlns:wp14="http://schemas.microsoft.com/office/word/2010/wordprocessingDrawing" xmlns:wp="http://schemas.openxmlformats.org/drawingml/2006/wordprocessingDrawing" xmlns:w10="urn:schemas-microsoft-com:office:word" xmlns:w="http://schemas.openxmlformats.org/wordprocessingml/2006/main" xmlns:w14="http://schemas.microsoft.com/office/word/2010/wordml" xmlns:w15="http://schemas.microsoft.com/office/word/2012/wordml" xmlns:w16cex="http://schemas.microsoft.com/office/word/2018/wordml/cex" xmlns:w16cid="http://schemas.microsoft.com/office/word/2016/wordml/cid" xmlns:w16="http://schemas.microsoft.com/office/word/2018/wordml" xmlns:w16du="http://schemas.microsoft.com/office/word/2023/wordml/word16du" xmlns:w16sdtdh="http://schemas.microsoft.com/office/word/2020/wordml/sdtdatahash" xmlns:w16sdtfl="http://schemas.microsoft.com/office/word/2024/wordml/sdtformatlock" xmlns:w16se="http://schemas.microsoft.com/office/word/2015/wordml/symex" xmlns:wpg="http://schemas.microsoft.com/office/word/2010/wordprocessingGroup" xmlns:wpi="http://schemas.microsoft.com/office/word/2010/wordprocessingInk" xmlns:wne="http://schemas.microsoft.com/office/word/2006/wordml" xmlns:wps="http://schemas.microsoft.com/office/word/2010/wordprocessingShape" mc:Ignorable="w14 w15 w16se w16cid w16 w16cex w16sdtdh w16sdtfl w16du wp14">
   <w:endnote w:type="separator" w:id="-1">
     <w:p>
       <w:pPr>
@@ -4015,7 +5697,7 @@
 </file>
 
 <file path=word/footnotes.xml><?xml version="1.0" encoding="utf-8"?>
-<w:footnotes xmlns:wpc="http://schemas.microsoft.com/office/word/2010/wordprocessingCanvas" xmlns:mc="http://schemas.openxmlformats.org/markup-compatibility/2006" xmlns:o="urn:schemas-microsoft-com:office:office" xmlns:r="http://schemas.openxmlformats.org/officeDocument/2006/relationships" xmlns:m="http://schemas.openxmlformats.org/officeDocument/2006/math" xmlns:v="urn:schemas-microsoft-com:vml" xmlns:wp14="http://schemas.microsoft.com/office/word/2010/wordprocessingDrawing" xmlns:wp="http://schemas.openxmlformats.org/drawingml/2006/wordprocessingDrawing" xmlns:w10="urn:schemas-microsoft-com:office:word" xmlns:w="http://schemas.openxmlformats.org/wordprocessingml/2006/main" xmlns:w14="http://schemas.microsoft.com/office/word/2010/wordml" xmlns:w15="http://schemas.microsoft.com/office/word/2012/wordml" xmlns:wpg="http://schemas.microsoft.com/office/word/2010/wordprocessingGroup" xmlns:wpi="http://schemas.microsoft.com/office/word/2010/wordprocessingInk" xmlns:wne="http://schemas.microsoft.com/office/word/2006/wordml" xmlns:wps="http://schemas.microsoft.com/office/word/2010/wordprocessingShape" mc:Ignorable="w14 w15 wp14">
+<w:footnotes xmlns:wpc="http://schemas.microsoft.com/office/word/2010/wordprocessingCanvas" xmlns:cx="http://schemas.microsoft.com/office/drawing/2014/chartex" xmlns:cx1="http://schemas.microsoft.com/office/drawing/2015/9/8/chartex" xmlns:cx2="http://schemas.microsoft.com/office/drawing/2015/10/21/chartex" xmlns:cx3="http://schemas.microsoft.com/office/drawing/2016/5/9/chartex" xmlns:cx4="http://schemas.microsoft.com/office/drawing/2016/5/10/chartex" xmlns:cx5="http://schemas.microsoft.com/office/drawing/2016/5/11/chartex" xmlns:cx6="http://schemas.microsoft.com/office/drawing/2016/5/12/chartex" xmlns:cx7="http://schemas.microsoft.com/office/drawing/2016/5/13/chartex" xmlns:cx8="http://schemas.microsoft.com/office/drawing/2016/5/14/chartex" xmlns:mc="http://schemas.openxmlformats.org/markup-compatibility/2006" xmlns:aink="http://schemas.microsoft.com/office/drawing/2016/ink" xmlns:am3d="http://schemas.microsoft.com/office/drawing/2017/model3d" xmlns:o="urn:schemas-microsoft-com:office:office" xmlns:oel="http://schemas.microsoft.com/office/2019/extlst" xmlns:r="http://schemas.openxmlformats.org/officeDocument/2006/relationships" xmlns:m="http://schemas.openxmlformats.org/officeDocument/2006/math" xmlns:v="urn:schemas-microsoft-com:vml" xmlns:wp14="http://schemas.microsoft.com/office/word/2010/wordprocessingDrawing" xmlns:wp="http://schemas.openxmlformats.org/drawingml/2006/wordprocessingDrawing" xmlns:w10="urn:schemas-microsoft-com:office:word" xmlns:w="http://schemas.openxmlformats.org/wordprocessingml/2006/main" xmlns:w14="http://schemas.microsoft.com/office/word/2010/wordml" xmlns:w15="http://schemas.microsoft.com/office/word/2012/wordml" xmlns:w16cex="http://schemas.microsoft.com/office/word/2018/wordml/cex" xmlns:w16cid="http://schemas.microsoft.com/office/word/2016/wordml/cid" xmlns:w16="http://schemas.microsoft.com/office/word/2018/wordml" xmlns:w16du="http://schemas.microsoft.com/office/word/2023/wordml/word16du" xmlns:w16sdtdh="http://schemas.microsoft.com/office/word/2020/wordml/sdtdatahash" xmlns:w16sdtfl="http://schemas.microsoft.com/office/word/2024/wordml/sdtformatlock" xmlns:w16se="http://schemas.microsoft.com/office/word/2015/wordml/symex" xmlns:wpg="http://schemas.microsoft.com/office/word/2010/wordprocessingGroup" xmlns:wpi="http://schemas.microsoft.com/office/word/2010/wordprocessingInk" xmlns:wne="http://schemas.microsoft.com/office/word/2006/wordml" xmlns:wps="http://schemas.microsoft.com/office/word/2010/wordprocessingShape" mc:Ignorable="w14 w15 w16se w16cid w16 w16cex w16sdtdh w16sdtfl w16du wp14">
   <w:footnote w:type="separator" w:id="-1">
     <w:p>
       <w:pPr>
@@ -4040,8 +5722,8 @@
 </file>
 
 <file path=word/numbering.xml><?xml version="1.0" encoding="utf-8"?>
-<w:numbering xmlns:wpc="http://schemas.microsoft.com/office/word/2010/wordprocessingCanvas" xmlns:mc="http://schemas.openxmlformats.org/markup-compatibility/2006" xmlns:o="urn:schemas-microsoft-com:office:office" xmlns:r="http://schemas.openxmlformats.org/officeDocument/2006/relationships" xmlns:m="http://schemas.openxmlformats.org/officeDocument/2006/math" xmlns:v="urn:schemas-microsoft-com:vml" xmlns:wp14="http://schemas.microsoft.com/office/word/2010/wordprocessingDrawing" xmlns:wp="http://schemas.openxmlformats.org/drawingml/2006/wordprocessingDrawing" xmlns:w10="urn:schemas-microsoft-com:office:word" xmlns:w="http://schemas.openxmlformats.org/wordprocessingml/2006/main" xmlns:w14="http://schemas.microsoft.com/office/word/2010/wordml" xmlns:w15="http://schemas.microsoft.com/office/word/2012/wordml" xmlns:wpg="http://schemas.microsoft.com/office/word/2010/wordprocessingGroup" xmlns:wpi="http://schemas.microsoft.com/office/word/2010/wordprocessingInk" xmlns:wne="http://schemas.microsoft.com/office/word/2006/wordml" xmlns:wps="http://schemas.microsoft.com/office/word/2010/wordprocessingShape" mc:Ignorable="w14 w15 wp14">
-  <w:abstractNum w:abstractNumId="0">
+<w:numbering xmlns:wpc="http://schemas.microsoft.com/office/word/2010/wordprocessingCanvas" xmlns:cx="http://schemas.microsoft.com/office/drawing/2014/chartex" xmlns:cx1="http://schemas.microsoft.com/office/drawing/2015/9/8/chartex" xmlns:cx2="http://schemas.microsoft.com/office/drawing/2015/10/21/chartex" xmlns:cx3="http://schemas.microsoft.com/office/drawing/2016/5/9/chartex" xmlns:cx4="http://schemas.microsoft.com/office/drawing/2016/5/10/chartex" xmlns:cx5="http://schemas.microsoft.com/office/drawing/2016/5/11/chartex" xmlns:cx6="http://schemas.microsoft.com/office/drawing/2016/5/12/chartex" xmlns:cx7="http://schemas.microsoft.com/office/drawing/2016/5/13/chartex" xmlns:cx8="http://schemas.microsoft.com/office/drawing/2016/5/14/chartex" xmlns:mc="http://schemas.openxmlformats.org/markup-compatibility/2006" xmlns:aink="http://schemas.microsoft.com/office/drawing/2016/ink" xmlns:am3d="http://schemas.microsoft.com/office/drawing/2017/model3d" xmlns:o="urn:schemas-microsoft-com:office:office" xmlns:oel="http://schemas.microsoft.com/office/2019/extlst" xmlns:r="http://schemas.openxmlformats.org/officeDocument/2006/relationships" xmlns:m="http://schemas.openxmlformats.org/officeDocument/2006/math" xmlns:v="urn:schemas-microsoft-com:vml" xmlns:wp14="http://schemas.microsoft.com/office/word/2010/wordprocessingDrawing" xmlns:wp="http://schemas.openxmlformats.org/drawingml/2006/wordprocessingDrawing" xmlns:w10="urn:schemas-microsoft-com:office:word" xmlns:w="http://schemas.openxmlformats.org/wordprocessingml/2006/main" xmlns:w14="http://schemas.microsoft.com/office/word/2010/wordml" xmlns:w15="http://schemas.microsoft.com/office/word/2012/wordml" xmlns:w16cex="http://schemas.microsoft.com/office/word/2018/wordml/cex" xmlns:w16cid="http://schemas.microsoft.com/office/word/2016/wordml/cid" xmlns:w16="http://schemas.microsoft.com/office/word/2018/wordml" xmlns:w16du="http://schemas.microsoft.com/office/word/2023/wordml/word16du" xmlns:w16sdtdh="http://schemas.microsoft.com/office/word/2020/wordml/sdtdatahash" xmlns:w16sdtfl="http://schemas.microsoft.com/office/word/2024/wordml/sdtformatlock" xmlns:w16se="http://schemas.microsoft.com/office/word/2015/wordml/symex" xmlns:wpg="http://schemas.microsoft.com/office/word/2010/wordprocessingGroup" xmlns:wpi="http://schemas.microsoft.com/office/word/2010/wordprocessingInk" xmlns:wne="http://schemas.microsoft.com/office/word/2006/wordml" xmlns:wps="http://schemas.microsoft.com/office/word/2010/wordprocessingShape" mc:Ignorable="w14 w15 w16se w16cid w16 w16cex w16sdtdh w16sdtfl w16du wp14">
+  <w:abstractNum w:abstractNumId="0" w15:restartNumberingAfterBreak="0">
     <w:nsid w:val="0CAE1B9F"/>
     <w:multiLevelType w:val="hybridMultilevel"/>
     <w:tmpl w:val="9D707548"/>
@@ -4154,10 +5836,10 @@
       </w:rPr>
     </w:lvl>
   </w:abstractNum>
-  <w:abstractNum w:abstractNumId="1">
+  <w:abstractNum w:abstractNumId="1" w15:restartNumberingAfterBreak="0">
     <w:nsid w:val="0D302DF9"/>
     <w:multiLevelType w:val="hybridMultilevel"/>
-    <w:tmpl w:val="D5D28F78"/>
+    <w:tmpl w:val="E84A1D92"/>
     <w:lvl w:ilvl="0" w:tplc="0419000F">
       <w:start w:val="1"/>
       <w:numFmt w:val="decimal"/>
@@ -4240,7 +5922,7 @@
       </w:pPr>
     </w:lvl>
   </w:abstractNum>
-  <w:abstractNum w:abstractNumId="2">
+  <w:abstractNum w:abstractNumId="2" w15:restartNumberingAfterBreak="0">
     <w:nsid w:val="13043DCF"/>
     <w:multiLevelType w:val="hybridMultilevel"/>
     <w:tmpl w:val="F356BED0"/>
@@ -4353,7 +6035,120 @@
       </w:rPr>
     </w:lvl>
   </w:abstractNum>
-  <w:abstractNum w:abstractNumId="3">
+  <w:abstractNum w:abstractNumId="3" w15:restartNumberingAfterBreak="0">
+    <w:nsid w:val="349504F4"/>
+    <w:multiLevelType w:val="hybridMultilevel"/>
+    <w:tmpl w:val="80D6285C"/>
+    <w:lvl w:ilvl="0" w:tplc="04190001">
+      <w:start w:val="1"/>
+      <w:numFmt w:val="bullet"/>
+      <w:lvlText w:val=""/>
+      <w:lvlJc w:val="left"/>
+      <w:pPr>
+        <w:ind w:left="720" w:hanging="360"/>
+      </w:pPr>
+      <w:rPr>
+        <w:rFonts w:ascii="Symbol" w:hAnsi="Symbol" w:hint="default"/>
+      </w:rPr>
+    </w:lvl>
+    <w:lvl w:ilvl="1" w:tplc="04190003" w:tentative="1">
+      <w:start w:val="1"/>
+      <w:numFmt w:val="bullet"/>
+      <w:lvlText w:val="o"/>
+      <w:lvlJc w:val="left"/>
+      <w:pPr>
+        <w:ind w:left="1440" w:hanging="360"/>
+      </w:pPr>
+      <w:rPr>
+        <w:rFonts w:ascii="Courier New" w:hAnsi="Courier New" w:cs="Courier New" w:hint="default"/>
+      </w:rPr>
+    </w:lvl>
+    <w:lvl w:ilvl="2" w:tplc="04190005" w:tentative="1">
+      <w:start w:val="1"/>
+      <w:numFmt w:val="bullet"/>
+      <w:lvlText w:val=""/>
+      <w:lvlJc w:val="left"/>
+      <w:pPr>
+        <w:ind w:left="2160" w:hanging="360"/>
+      </w:pPr>
+      <w:rPr>
+        <w:rFonts w:ascii="Wingdings" w:hAnsi="Wingdings" w:hint="default"/>
+      </w:rPr>
+    </w:lvl>
+    <w:lvl w:ilvl="3" w:tplc="04190001" w:tentative="1">
+      <w:start w:val="1"/>
+      <w:numFmt w:val="bullet"/>
+      <w:lvlText w:val=""/>
+      <w:lvlJc w:val="left"/>
+      <w:pPr>
+        <w:ind w:left="2880" w:hanging="360"/>
+      </w:pPr>
+      <w:rPr>
+        <w:rFonts w:ascii="Symbol" w:hAnsi="Symbol" w:hint="default"/>
+      </w:rPr>
+    </w:lvl>
+    <w:lvl w:ilvl="4" w:tplc="04190003" w:tentative="1">
+      <w:start w:val="1"/>
+      <w:numFmt w:val="bullet"/>
+      <w:lvlText w:val="o"/>
+      <w:lvlJc w:val="left"/>
+      <w:pPr>
+        <w:ind w:left="3600" w:hanging="360"/>
+      </w:pPr>
+      <w:rPr>
+        <w:rFonts w:ascii="Courier New" w:hAnsi="Courier New" w:cs="Courier New" w:hint="default"/>
+      </w:rPr>
+    </w:lvl>
+    <w:lvl w:ilvl="5" w:tplc="04190005" w:tentative="1">
+      <w:start w:val="1"/>
+      <w:numFmt w:val="bullet"/>
+      <w:lvlText w:val=""/>
+      <w:lvlJc w:val="left"/>
+      <w:pPr>
+        <w:ind w:left="4320" w:hanging="360"/>
+      </w:pPr>
+      <w:rPr>
+        <w:rFonts w:ascii="Wingdings" w:hAnsi="Wingdings" w:hint="default"/>
+      </w:rPr>
+    </w:lvl>
+    <w:lvl w:ilvl="6" w:tplc="04190001" w:tentative="1">
+      <w:start w:val="1"/>
+      <w:numFmt w:val="bullet"/>
+      <w:lvlText w:val=""/>
+      <w:lvlJc w:val="left"/>
+      <w:pPr>
+        <w:ind w:left="5040" w:hanging="360"/>
+      </w:pPr>
+      <w:rPr>
+        <w:rFonts w:ascii="Symbol" w:hAnsi="Symbol" w:hint="default"/>
+      </w:rPr>
+    </w:lvl>
+    <w:lvl w:ilvl="7" w:tplc="04190003" w:tentative="1">
+      <w:start w:val="1"/>
+      <w:numFmt w:val="bullet"/>
+      <w:lvlText w:val="o"/>
+      <w:lvlJc w:val="left"/>
+      <w:pPr>
+        <w:ind w:left="5760" w:hanging="360"/>
+      </w:pPr>
+      <w:rPr>
+        <w:rFonts w:ascii="Courier New" w:hAnsi="Courier New" w:cs="Courier New" w:hint="default"/>
+      </w:rPr>
+    </w:lvl>
+    <w:lvl w:ilvl="8" w:tplc="04190005" w:tentative="1">
+      <w:start w:val="1"/>
+      <w:numFmt w:val="bullet"/>
+      <w:lvlText w:val=""/>
+      <w:lvlJc w:val="left"/>
+      <w:pPr>
+        <w:ind w:left="6480" w:hanging="360"/>
+      </w:pPr>
+      <w:rPr>
+        <w:rFonts w:ascii="Wingdings" w:hAnsi="Wingdings" w:hint="default"/>
+      </w:rPr>
+    </w:lvl>
+  </w:abstractNum>
+  <w:abstractNum w:abstractNumId="4" w15:restartNumberingAfterBreak="0">
     <w:nsid w:val="43B25474"/>
     <w:multiLevelType w:val="hybridMultilevel"/>
     <w:tmpl w:val="7C9604D6"/>
@@ -4442,7 +6237,120 @@
       </w:pPr>
     </w:lvl>
   </w:abstractNum>
-  <w:abstractNum w:abstractNumId="4">
+  <w:abstractNum w:abstractNumId="5" w15:restartNumberingAfterBreak="0">
+    <w:nsid w:val="4C396387"/>
+    <w:multiLevelType w:val="hybridMultilevel"/>
+    <w:tmpl w:val="13F03C24"/>
+    <w:lvl w:ilvl="0" w:tplc="04190001">
+      <w:start w:val="1"/>
+      <w:numFmt w:val="bullet"/>
+      <w:lvlText w:val=""/>
+      <w:lvlJc w:val="left"/>
+      <w:pPr>
+        <w:ind w:left="1440" w:hanging="360"/>
+      </w:pPr>
+      <w:rPr>
+        <w:rFonts w:ascii="Symbol" w:hAnsi="Symbol" w:hint="default"/>
+      </w:rPr>
+    </w:lvl>
+    <w:lvl w:ilvl="1" w:tplc="04190003" w:tentative="1">
+      <w:start w:val="1"/>
+      <w:numFmt w:val="bullet"/>
+      <w:lvlText w:val="o"/>
+      <w:lvlJc w:val="left"/>
+      <w:pPr>
+        <w:ind w:left="2160" w:hanging="360"/>
+      </w:pPr>
+      <w:rPr>
+        <w:rFonts w:ascii="Courier New" w:hAnsi="Courier New" w:cs="Courier New" w:hint="default"/>
+      </w:rPr>
+    </w:lvl>
+    <w:lvl w:ilvl="2" w:tplc="04190005" w:tentative="1">
+      <w:start w:val="1"/>
+      <w:numFmt w:val="bullet"/>
+      <w:lvlText w:val=""/>
+      <w:lvlJc w:val="left"/>
+      <w:pPr>
+        <w:ind w:left="2880" w:hanging="360"/>
+      </w:pPr>
+      <w:rPr>
+        <w:rFonts w:ascii="Wingdings" w:hAnsi="Wingdings" w:hint="default"/>
+      </w:rPr>
+    </w:lvl>
+    <w:lvl w:ilvl="3" w:tplc="04190001" w:tentative="1">
+      <w:start w:val="1"/>
+      <w:numFmt w:val="bullet"/>
+      <w:lvlText w:val=""/>
+      <w:lvlJc w:val="left"/>
+      <w:pPr>
+        <w:ind w:left="3600" w:hanging="360"/>
+      </w:pPr>
+      <w:rPr>
+        <w:rFonts w:ascii="Symbol" w:hAnsi="Symbol" w:hint="default"/>
+      </w:rPr>
+    </w:lvl>
+    <w:lvl w:ilvl="4" w:tplc="04190003" w:tentative="1">
+      <w:start w:val="1"/>
+      <w:numFmt w:val="bullet"/>
+      <w:lvlText w:val="o"/>
+      <w:lvlJc w:val="left"/>
+      <w:pPr>
+        <w:ind w:left="4320" w:hanging="360"/>
+      </w:pPr>
+      <w:rPr>
+        <w:rFonts w:ascii="Courier New" w:hAnsi="Courier New" w:cs="Courier New" w:hint="default"/>
+      </w:rPr>
+    </w:lvl>
+    <w:lvl w:ilvl="5" w:tplc="04190005" w:tentative="1">
+      <w:start w:val="1"/>
+      <w:numFmt w:val="bullet"/>
+      <w:lvlText w:val=""/>
+      <w:lvlJc w:val="left"/>
+      <w:pPr>
+        <w:ind w:left="5040" w:hanging="360"/>
+      </w:pPr>
+      <w:rPr>
+        <w:rFonts w:ascii="Wingdings" w:hAnsi="Wingdings" w:hint="default"/>
+      </w:rPr>
+    </w:lvl>
+    <w:lvl w:ilvl="6" w:tplc="04190001" w:tentative="1">
+      <w:start w:val="1"/>
+      <w:numFmt w:val="bullet"/>
+      <w:lvlText w:val=""/>
+      <w:lvlJc w:val="left"/>
+      <w:pPr>
+        <w:ind w:left="5760" w:hanging="360"/>
+      </w:pPr>
+      <w:rPr>
+        <w:rFonts w:ascii="Symbol" w:hAnsi="Symbol" w:hint="default"/>
+      </w:rPr>
+    </w:lvl>
+    <w:lvl w:ilvl="7" w:tplc="04190003" w:tentative="1">
+      <w:start w:val="1"/>
+      <w:numFmt w:val="bullet"/>
+      <w:lvlText w:val="o"/>
+      <w:lvlJc w:val="left"/>
+      <w:pPr>
+        <w:ind w:left="6480" w:hanging="360"/>
+      </w:pPr>
+      <w:rPr>
+        <w:rFonts w:ascii="Courier New" w:hAnsi="Courier New" w:cs="Courier New" w:hint="default"/>
+      </w:rPr>
+    </w:lvl>
+    <w:lvl w:ilvl="8" w:tplc="04190005" w:tentative="1">
+      <w:start w:val="1"/>
+      <w:numFmt w:val="bullet"/>
+      <w:lvlText w:val=""/>
+      <w:lvlJc w:val="left"/>
+      <w:pPr>
+        <w:ind w:left="7200" w:hanging="360"/>
+      </w:pPr>
+      <w:rPr>
+        <w:rFonts w:ascii="Wingdings" w:hAnsi="Wingdings" w:hint="default"/>
+      </w:rPr>
+    </w:lvl>
+  </w:abstractNum>
+  <w:abstractNum w:abstractNumId="6" w15:restartNumberingAfterBreak="0">
     <w:nsid w:val="5163195F"/>
     <w:multiLevelType w:val="hybridMultilevel"/>
     <w:tmpl w:val="CA9A079C"/>
@@ -4531,7 +6439,7 @@
       </w:pPr>
     </w:lvl>
   </w:abstractNum>
-  <w:abstractNum w:abstractNumId="5">
+  <w:abstractNum w:abstractNumId="7" w15:restartNumberingAfterBreak="0">
     <w:nsid w:val="74885609"/>
     <w:multiLevelType w:val="hybridMultilevel"/>
     <w:tmpl w:val="BAFCEEE4"/>
@@ -4644,30 +6552,152 @@
       </w:rPr>
     </w:lvl>
   </w:abstractNum>
-  <w:num w:numId="1">
+  <w:abstractNum w:abstractNumId="8" w15:restartNumberingAfterBreak="0">
+    <w:nsid w:val="799B7355"/>
+    <w:multiLevelType w:val="hybridMultilevel"/>
+    <w:tmpl w:val="9F609B98"/>
+    <w:lvl w:ilvl="0" w:tplc="04190001">
+      <w:start w:val="1"/>
+      <w:numFmt w:val="bullet"/>
+      <w:lvlText w:val=""/>
+      <w:lvlJc w:val="left"/>
+      <w:pPr>
+        <w:ind w:left="720" w:hanging="360"/>
+      </w:pPr>
+      <w:rPr>
+        <w:rFonts w:ascii="Symbol" w:hAnsi="Symbol" w:hint="default"/>
+      </w:rPr>
+    </w:lvl>
+    <w:lvl w:ilvl="1" w:tplc="04190003" w:tentative="1">
+      <w:start w:val="1"/>
+      <w:numFmt w:val="bullet"/>
+      <w:lvlText w:val="o"/>
+      <w:lvlJc w:val="left"/>
+      <w:pPr>
+        <w:ind w:left="1440" w:hanging="360"/>
+      </w:pPr>
+      <w:rPr>
+        <w:rFonts w:ascii="Courier New" w:hAnsi="Courier New" w:cs="Courier New" w:hint="default"/>
+      </w:rPr>
+    </w:lvl>
+    <w:lvl w:ilvl="2" w:tplc="04190005" w:tentative="1">
+      <w:start w:val="1"/>
+      <w:numFmt w:val="bullet"/>
+      <w:lvlText w:val=""/>
+      <w:lvlJc w:val="left"/>
+      <w:pPr>
+        <w:ind w:left="2160" w:hanging="360"/>
+      </w:pPr>
+      <w:rPr>
+        <w:rFonts w:ascii="Wingdings" w:hAnsi="Wingdings" w:hint="default"/>
+      </w:rPr>
+    </w:lvl>
+    <w:lvl w:ilvl="3" w:tplc="04190001" w:tentative="1">
+      <w:start w:val="1"/>
+      <w:numFmt w:val="bullet"/>
+      <w:lvlText w:val=""/>
+      <w:lvlJc w:val="left"/>
+      <w:pPr>
+        <w:ind w:left="2880" w:hanging="360"/>
+      </w:pPr>
+      <w:rPr>
+        <w:rFonts w:ascii="Symbol" w:hAnsi="Symbol" w:hint="default"/>
+      </w:rPr>
+    </w:lvl>
+    <w:lvl w:ilvl="4" w:tplc="04190003" w:tentative="1">
+      <w:start w:val="1"/>
+      <w:numFmt w:val="bullet"/>
+      <w:lvlText w:val="o"/>
+      <w:lvlJc w:val="left"/>
+      <w:pPr>
+        <w:ind w:left="3600" w:hanging="360"/>
+      </w:pPr>
+      <w:rPr>
+        <w:rFonts w:ascii="Courier New" w:hAnsi="Courier New" w:cs="Courier New" w:hint="default"/>
+      </w:rPr>
+    </w:lvl>
+    <w:lvl w:ilvl="5" w:tplc="04190005" w:tentative="1">
+      <w:start w:val="1"/>
+      <w:numFmt w:val="bullet"/>
+      <w:lvlText w:val=""/>
+      <w:lvlJc w:val="left"/>
+      <w:pPr>
+        <w:ind w:left="4320" w:hanging="360"/>
+      </w:pPr>
+      <w:rPr>
+        <w:rFonts w:ascii="Wingdings" w:hAnsi="Wingdings" w:hint="default"/>
+      </w:rPr>
+    </w:lvl>
+    <w:lvl w:ilvl="6" w:tplc="04190001" w:tentative="1">
+      <w:start w:val="1"/>
+      <w:numFmt w:val="bullet"/>
+      <w:lvlText w:val=""/>
+      <w:lvlJc w:val="left"/>
+      <w:pPr>
+        <w:ind w:left="5040" w:hanging="360"/>
+      </w:pPr>
+      <w:rPr>
+        <w:rFonts w:ascii="Symbol" w:hAnsi="Symbol" w:hint="default"/>
+      </w:rPr>
+    </w:lvl>
+    <w:lvl w:ilvl="7" w:tplc="04190003" w:tentative="1">
+      <w:start w:val="1"/>
+      <w:numFmt w:val="bullet"/>
+      <w:lvlText w:val="o"/>
+      <w:lvlJc w:val="left"/>
+      <w:pPr>
+        <w:ind w:left="5760" w:hanging="360"/>
+      </w:pPr>
+      <w:rPr>
+        <w:rFonts w:ascii="Courier New" w:hAnsi="Courier New" w:cs="Courier New" w:hint="default"/>
+      </w:rPr>
+    </w:lvl>
+    <w:lvl w:ilvl="8" w:tplc="04190005" w:tentative="1">
+      <w:start w:val="1"/>
+      <w:numFmt w:val="bullet"/>
+      <w:lvlText w:val=""/>
+      <w:lvlJc w:val="left"/>
+      <w:pPr>
+        <w:ind w:left="6480" w:hanging="360"/>
+      </w:pPr>
+      <w:rPr>
+        <w:rFonts w:ascii="Wingdings" w:hAnsi="Wingdings" w:hint="default"/>
+      </w:rPr>
+    </w:lvl>
+  </w:abstractNum>
+  <w:num w:numId="1" w16cid:durableId="974677713">
+    <w:abstractNumId w:val="6"/>
+  </w:num>
+  <w:num w:numId="2" w16cid:durableId="1901398183">
+    <w:abstractNumId w:val="1"/>
+  </w:num>
+  <w:num w:numId="3" w16cid:durableId="134840084">
+    <w:abstractNumId w:val="7"/>
+  </w:num>
+  <w:num w:numId="4" w16cid:durableId="1199929882">
     <w:abstractNumId w:val="4"/>
   </w:num>
-  <w:num w:numId="2">
-    <w:abstractNumId w:val="1"/>
+  <w:num w:numId="5" w16cid:durableId="1667857741">
+    <w:abstractNumId w:val="0"/>
   </w:num>
-  <w:num w:numId="3">
+  <w:num w:numId="6" w16cid:durableId="1664511382">
+    <w:abstractNumId w:val="2"/>
+  </w:num>
+  <w:num w:numId="7" w16cid:durableId="1578902553">
+    <w:abstractNumId w:val="8"/>
+  </w:num>
+  <w:num w:numId="8" w16cid:durableId="1030644764">
     <w:abstractNumId w:val="5"/>
   </w:num>
-  <w:num w:numId="4">
+  <w:num w:numId="9" w16cid:durableId="1361470057">
     <w:abstractNumId w:val="3"/>
-  </w:num>
-  <w:num w:numId="5">
-    <w:abstractNumId w:val="0"/>
-  </w:num>
-  <w:num w:numId="6">
-    <w:abstractNumId w:val="2"/>
   </w:num>
   <w:numIdMacAtCleanup w:val="6"/>
 </w:numbering>
 </file>
 
 <file path=word/styles.xml><?xml version="1.0" encoding="utf-8"?>
-<w:styles xmlns:mc="http://schemas.openxmlformats.org/markup-compatibility/2006" xmlns:r="http://schemas.openxmlformats.org/officeDocument/2006/relationships" xmlns:w="http://schemas.openxmlformats.org/wordprocessingml/2006/main" xmlns:w14="http://schemas.microsoft.com/office/word/2010/wordml" xmlns:w15="http://schemas.microsoft.com/office/word/2012/wordml" mc:Ignorable="w14 w15">
+<w:styles xmlns:mc="http://schemas.openxmlformats.org/markup-compatibility/2006" xmlns:r="http://schemas.openxmlformats.org/officeDocument/2006/relationships" xmlns:w="http://schemas.openxmlformats.org/wordprocessingml/2006/main" xmlns:w14="http://schemas.microsoft.com/office/word/2010/wordml" xmlns:w15="http://schemas.microsoft.com/office/word/2012/wordml" xmlns:w16cex="http://schemas.microsoft.com/office/word/2018/wordml/cex" xmlns:w16cid="http://schemas.microsoft.com/office/word/2016/wordml/cid" xmlns:w16="http://schemas.microsoft.com/office/word/2018/wordml" xmlns:w16du="http://schemas.microsoft.com/office/word/2023/wordml/word16du" xmlns:w16sdtdh="http://schemas.microsoft.com/office/word/2020/wordml/sdtdatahash" xmlns:w16sdtfl="http://schemas.microsoft.com/office/word/2024/wordml/sdtformatlock" xmlns:w16se="http://schemas.microsoft.com/office/word/2015/wordml/symex" mc:Ignorable="w14 w15 w16se w16cid w16 w16cex w16sdtdh w16sdtfl w16du">
   <w:docDefaults>
     <w:rPrDefault>
       <w:rPr>
@@ -4683,7 +6713,7 @@
       </w:pPr>
     </w:pPrDefault>
   </w:docDefaults>
-  <w:latentStyles w:defLockedState="0" w:defUIPriority="99" w:defSemiHidden="0" w:defUnhideWhenUsed="0" w:defQFormat="0" w:count="371">
+  <w:latentStyles w:defLockedState="0" w:defUIPriority="99" w:defSemiHidden="0" w:defUnhideWhenUsed="0" w:defQFormat="0" w:count="376">
     <w:lsdException w:name="Normal" w:uiPriority="0" w:qFormat="1"/>
     <w:lsdException w:name="heading 1" w:uiPriority="9" w:qFormat="1"/>
     <w:lsdException w:name="heading 2" w:semiHidden="1" w:uiPriority="9" w:unhideWhenUsed="1" w:qFormat="1"/>
@@ -5055,15 +7085,20 @@
     <w:lsdException w:name="List Table 5 Dark Accent 6" w:uiPriority="50"/>
     <w:lsdException w:name="List Table 6 Colorful Accent 6" w:uiPriority="51"/>
     <w:lsdException w:name="List Table 7 Colorful Accent 6" w:uiPriority="52"/>
+    <w:lsdException w:name="Mention" w:semiHidden="1" w:unhideWhenUsed="1"/>
+    <w:lsdException w:name="Smart Hyperlink" w:semiHidden="1" w:unhideWhenUsed="1"/>
+    <w:lsdException w:name="Hashtag" w:semiHidden="1" w:unhideWhenUsed="1"/>
+    <w:lsdException w:name="Unresolved Mention" w:semiHidden="1" w:unhideWhenUsed="1"/>
+    <w:lsdException w:name="Smart Link" w:semiHidden="1" w:unhideWhenUsed="1"/>
   </w:latentStyles>
   <w:style w:type="paragraph" w:default="1" w:styleId="a">
     <w:name w:val="Normal"/>
     <w:qFormat/>
+    <w:rsid w:val="00CC2840"/>
   </w:style>
   <w:style w:type="character" w:default="1" w:styleId="a0">
     <w:name w:val="Default Paragraph Font"/>
     <w:uiPriority w:val="1"/>
-    <w:semiHidden/>
     <w:unhideWhenUsed/>
   </w:style>
   <w:style w:type="table" w:default="1" w:styleId="a1">
